--- a/REVISI_FINAL_5_LAPIS_BERSIH_HAL01-16.docx
+++ b/REVISI_FINAL_5_LAPIS_BERSIH_HAL01-16.docx
@@ -4827,7 +4827,7 @@
           <w:color w:val="1A237E"/>
           <w:sz w:val="18"/>
         </w:rPr>
-        <w:t>Fā’idatun li-thardi ‘Athlūshin mufsidil-a‘mālir-rūḥāniyyah</w:t>
+        <w:t>Fā’idatun li-thardi ‘Athlūsyin mufsidil-a‘mālir-rūḥāniyyah</w:t>
       </w:r>
     </w:p>
     <w:p>
@@ -4840,7 +4840,7 @@
           <w:color w:val="1A237E"/>
           <w:sz w:val="18"/>
         </w:rPr>
-        <w:t>Ikhwatī fillāh, aḍa‘u baina aidīkum hādzihil-fā’idatan-nāfi‘ata fī daf‘il-khādimil-mufsidi lil-a‘māli wanqilābihā bishaddil-marghūbi fīhā, wa huwa khādimun ismuhu [‘Athlūshun], wal-ḥākimu ‘alaihi Abū Thārishin malikul-‘ummār.</w:t>
+        <w:t>Ikhwatī fillāh, aḍa‘u baina aidīkum hādzihil-fā’idatan-nāfi‘ata fī daf‘il-khādimil-mufsidi lil-a‘māli wanqilābihā bishaddil-marghūbi fīhā, wa huwa khādimun ismuhu [‘Athlūsyin], wal-ḥākimu ‘alaihi Abū Thārishin malikul-‘ummār.</w:t>
       </w:r>
     </w:p>
     <w:p>
@@ -4866,7 +4866,7 @@
           <w:color w:val="1A237E"/>
           <w:sz w:val="18"/>
         </w:rPr>
-        <w:t>(Aqsamtu ‘alaikum yā ‘Athlūshu billadzī khalaqakum wa shawwarakum fakuntum ḍarūratan li-ahlil-ḥikmati allā tufsidū lī mā ‘amiltu wa lā taqrabūnī fīmā shana‘tu wa lā tataḥarrakū biḥaqqi hādzihil-asmā’il-muḥriqati ‘alaikum: Jaljalin itsnatain, Jalnīshin itsnatain, Qahrin itsnatain, Barhatin itsnatain, Shathīshin itsnatain, Shahin itsnatain, fa-ainamā tuwallū fatsamma wajhullāhi ‘alaikum yā ‘Athlūshu ibna Aghlaghalin falā taqrabūnī wa lā bisāḥatī biḥaqqi hādzihil-asmā’i: Salhūbin, Malhūbin, Abīka, Yalīkhin, Alqamūshin, Marūshin, Harmūshin, Qarmūshin, infirū khifāfan wa tsiqālan biḥaqqi: Idzā zulzilatil-arḍu zilzālahā ... ilā ... Asytātan Asytātan Asytātan).</w:t>
+        <w:t>(Aqsamtu ‘alaikum yā ‘Athlūsyu billadzī khalaqakum wa shawwarakum fakuntum ḍarūratan li-ahlil-ḥikmati allā tufsidū lī mā ‘amiltu wa lā taqrabūnī fīmā shana‘tu wa lā tataḥarrakū biḥaqqi hādzihil-asmā’il-muḥriqati ‘alaikum: Jaljalin itsnatain, Jalnīsyin itsnatain, Qahrin itsnatain, Barhatin itsnatain, Syathīsyin itsnatain, Syahin itsnatain, fa-ainamā tuwallū fatsamma wajhullāhi ‘alaikum yā ‘Athlūsyu ibna Aghlaghalin falā taqrabūnī wa lā bisāḥatī biḥaqqi hādzihil-asmā’i: Salhūbin, Malhūbin, Abīka, Yalīkhin, Alqamūsyin, Marūsyin, Harmūsyin, Qarmūsyin, infirū khifāfan wa tsiqālan biḥaqqi: Idzā zulzilatil-arḍu zilzālahā ... ilā ... Asytātan Asytātan Asytātan).</w:t>
       </w:r>
     </w:p>
     <w:p>
@@ -4902,7 +4902,7 @@
           <w:color w:val="0D47A1"/>
           <w:sz w:val="18"/>
         </w:rPr>
-        <w:t>Faedah untuk mengusir ‘Athlūsh, perusak amal-amal ruhaniyyah:</w:t>
+        <w:t>Faedah untuk mengusir ‘Athlūsy, perusak amal-amal ruhaniyyah:</w:t>
         <w:br/>
         <w:br/>
       </w:r>
@@ -4911,7 +4911,7 @@
           <w:color w:val="0D47A1"/>
           <w:sz w:val="18"/>
         </w:rPr>
-        <w:t>“Wahai saudara-saudaraku karena Allah, aku letakkan di hadapan kalian faedah yang bermanfaat ini untuk menolak khādim perusak amal yang menyebabkan amal berbalik (inqilāb) sehingga menghalangi tercapainya hajat. Khādim tersebut namanya [‘Athlūsh], dan penguasanya adalah Abū Thārish, rajanya para ‘ummār (jin penghuni tempat).</w:t>
+        <w:t>“Wahai saudara-saudaraku karena Allah, aku letakkan di hadapan kalian faedah yang bermanfaat ini untuk menolak khādim perusak amal yang menyebabkan amal berbalik (inqilāb) sehingga menghalangi tercapainya hajat. Khādim tersebut namanya [‘Athlūsyin], dan penguasanya adalah Abū Thārish, rajanya para ‘ummār (jin penghuni tempat).</w:t>
         <w:br/>
         <w:br/>
       </w:r>
@@ -4938,7 +4938,7 @@
           <w:color w:val="0D47A1"/>
           <w:sz w:val="18"/>
         </w:rPr>
-        <w:t>‘Aku bersumpah kepada kalian wahai ‘Athlūsh, demi Dzat yang menciptakan kalian dan membentuk rupa kalian sehingga kalian menjadi bagian dari kebutuhan ahli ḥikmah — agar kalian tidak merusak apa yang telah aku kerjakan, tidak mendekatiku dalam apa yang aku perbuat, dan tidak bergerak sedikit pun — demi hak nama-nama pembakar atas kalian: Jaljal (2×), Jalnīsh (2×), Qahr (2×), Barhah (2×), Shathīsh (2×), Shah (2×). Maka ke mana pun kalian berpaling, di sanalah Wajah Allah mengawasi kalian — wahai ‘Athlūsh bin Aghlaghal, maka jangan dekati aku dan jangan dekati halamanku — demi hak nama-nama ini: Salhūb, Malhūb, Abīka, Yalīkh, Alqamūsh, Marūsh, Harmūsh, Qarmūsh. Berangkatlah kalian dalam keadaan ringan maupun berat (QS At-Taubah:41), demi hak: *Idzā zulzilatil-arḍu zilzālahā ... hingga ... Asytātan Asytātan Asytātan* (QS Az-Zalzalah:1-8).’</w:t>
+        <w:t>‘Aku bersumpah kepada kalian wahai ‘Athlūsy, demi Dzat yang menciptakan kalian dan membentuk rupa kalian sehingga kalian menjadi bagian dari kebutuhan ahli ḥikmah — agar kalian tidak merusak apa yang telah aku kerjakan, tidak mendekatiku dalam apa yang aku perbuat, dan tidak bergerak sedikit pun — demi hak nama-nama pembakar atas kalian: Jaljal (2×), Jalnīsy (2×), Qahr (2×), Barhah (2×), Syathīsy (2×), Syah (2×). Maka ke mana pun kalian berpaling, di sanalah Wajah Allah mengawasi kalian — wahai ‘Athlūsy bin Aghlaghal, maka jangan dekati aku dan jangan dekati halamanku — demi hak nama-nama ini: Salhūb, Malhūb, Abīka, Yalīkh, Alqamūsy, Marūsy, Harmūsy, Qarmūsy. Berangkatlah kalian dalam keadaan ringan maupun berat (QS At-Taubah:41), demi hak: *Idzā zulzilatil-arḍu zilzālahā ... hingga ... Asytātan Asytātan Asytātan* (QS Az-Zalzalah:1-8).’</w:t>
         <w:br/>
         <w:br/>
       </w:r>
@@ -4971,7 +4971,7 @@
           <w:i w:val="0"/>
           <w:sz w:val="17"/>
         </w:rPr>
-        <w:t>Halaman ini adalah bagian 1/2 faedah ‘Athlūsh. Pokok masalahnya adalah *inqilāb al-a‘māl* — amal ruhaniyyah yang berbalik merusak hajat karena gangguan khādim bernama ‘Athlūsh bin Aghlaghal, di bawah kekuasaan Abū Thārish malik al-‘ummār (raja jin ‘ummār/‘āmir — penghuni bangunan/empat penjuru). Penjelasan rinci: ‘Athlūsh bukan jin marabahaya yang merasuki jasad, melainkan *khādim mufsid* — parasit halus yang khusus merusak frekuensi amalan (membuat wirid tidak naik, wafaq tidak berfungsi, doa terpental). Penguasa Abū Thārish adalah raja ‘ummār yang netral — dengan menyebut namanya, praktisi meminta izin hierarkis agar ‘Athlūsh dilepaskan dari tugas merusak. Media *shamgh* (jelaga bulu domba) dipilih karena tinta ini bersifat *bārid yābis* (dingin-kering) yang menetralisir sifat panas-lembab jin ‘Athlūsh; *quzburah* (ketumbar/biji ketumbar kering) adalah bukhūr penolak ‘ummār yang dibenci mereka karena aromanya menusuk namun tidak menyengat manusia. *Ishrāf al-‘ummār* wajib didahulukan — memindahkan ‘ummār baik agar tidak terkena dampak pengusiran ‘Athlūsh (adab Qādiriyyah: jangan mengusir tetangga ghaib yang baik saat mengusir parasit). Azimah terdiri dari tiga lapis: (1) Qasam pencipta — *billadzī khalaqakum wa shawwarakum* — mengingatkan asal kejadian jin, (2) Enam nama muḥriqah masing-masing 2× (Jaljal, Jalnīsh, Qahr, Barhah, Shathīsh, Shah) — adalah *asmā’ qahriyyah* yang membakar, diulang 2× untuk penekanan (*ta’kīd*), (3) Ayat *fa-ainamā tuwallū fatsamma wajhullāh* (QS</w:t>
+        <w:t>Halaman ini adalah bagian 1/2 faedah ‘Athlūsy. Pokok masalahnya adalah *inqilāb al-a‘māl* — amal ruhaniyyah yang berbalik merusak hajat karena gangguan khādim bernama ‘Athlūsy bin Aghlaghal, di bawah kekuasaan Abū Thārish malik al-‘ummār (raja jin ‘ummār/‘āmir — penghuni bangunan/empat penjuru). Penjelasan rinci: ‘Athlūsy bukan jin marabahaya yang merasuki jasad, melainkan *khādim mufsid* — parasit halus yang khusus merusak frekuensi amalan (membuat wirid tidak naik, wafaq tidak berfungsi, doa terpental). Penguasa Abū Thārish adalah raja ‘ummār yang netral — dengan menyebut namanya, praktisi meminta izin hierarkis agar ‘Athlūsy dilepaskan dari tugas merusak. Media *shamgh* (jelaga bulu domba) dipilih karena tinta ini bersifat *bārid yābis* (dingin-kering) yang menetralisir sifat panas-lembab jin ‘Athlūsy; *quzburah* (ketumbar/biji ketumbar kering) adalah bukhūr penolak ‘ummār yang dibenci mereka karena aromanya menusuk namun tidak menyengat manusia. *Ishrāf al-‘ummār* wajib didahulukan — memindahkan ‘ummār baik agar tidak terkena dampak pengusiran ‘Athlūsy (adab Qādiriyyah: jangan mengusir tetangga ghaib yang baik saat mengusir parasit). Azimah terdiri dari tiga lapis: (1) Qasam pencipta — *billadzī khalaqakum wa shawwarakum* — mengingatkan asal kejadian jin, (2) Enam nama muḥriqah masing-masing 2× (Jaljal, Jalnīsy, Qahr, Barhah, Syathīsy, Syah) — adalah *asmā’ qahriyyah* yang membakar, diulang 2× untuk penekanan (*ta’kīd*), (3) Ayat *fa-ainamā tuwallū fatsamma wajhullāh* (QS</w:t>
       </w:r>
     </w:p>
     <w:p>
@@ -4993,7 +4993,7 @@
           <w:i w:val="0"/>
           <w:sz w:val="17"/>
         </w:rPr>
-        <w:t>Kegunaan: menetralisir gangguan ‘Athlūsh yang membuat amalan apapun (wirid, wafaq, hizib) selalu gagal/terbalik. Syarat sah: (1) Lakukan *ishrāf al-‘ummār* terlebih dahulu (bacaan ishrāf umum, tidak dirinci di sini — pakai ishrāf Qādiriyyah standar), (2) Tinta harus *shamgh* asli — jelaga bulu domba yang dibakar lalu dicampur minyak/air mawar hingga jadi pasta hitam, bukan spidol/tinta kimia, (3) Tulisan di telapak kanan (bukan kiri), (4) Pembukhuran *quzburah* kering — tabur di atas bara, asapi tangan 1-2 menit, (5) ‘Azīmah 21× dengan tangan terangkat menghadap kiblat, (6) Tidur dengan tangan di bawah kepala — posisi *taḥannuth* (seperti tidur Rasul), bukan di atas bantal, (7) Pagi harinya hapus dengan air suci (air hujan/sumur yang tidak terkena matahari lebih utama — lihat Hal11), masukkan ke botol kaca bening (bukan plastik), (8) Ulangi 7 hari — jangan terputus; jika terputus karena haid/safar, ulang dari hari 1, (9) Hari ke-7 setelah penggalian lubang, baca Ayat Kursi 1× (sampai *khālidūn* — QS Al-Baqarah:255 mencakup *hum fīhā khālidūn* dalam riwayat, maksudnya baca sampai akhir ayat) dan al-Mulk 3× (surah pelindung kubur), (10) Pantangan mutlak: *lā taltafit abadan* — jangan menoleh ke belakang setelah mengubur; menoleh membatalkan *hijab* (penutup) dan ‘Athlūsh kembali. Waktu: tidak terikat hari Rabu/Sabtu (berbeda dengan faedah mass), tetapi dianjurkan malam hari setelah Isya agar frekuensi ‘Athlūsh aktif.</w:t>
+        <w:t>Kegunaan: menetralisir gangguan ‘Athlūsy yang membuat amalan apapun (wirid, wafaq, hizib) selalu gagal/terbalik. Syarat sah: (1) Lakukan *ishrāf al-‘ummār* terlebih dahulu (bacaan ishrāf umum, tidak dirinci di sini — pakai ishrāf Qādiriyyah standar), (2) Tinta harus *shamgh* asli — jelaga bulu domba yang dibakar lalu dicampur minyak/air mawar hingga jadi pasta hitam, bukan spidol/tinta kimia, (3) Tulisan di telapak kanan (bukan kiri), (4) Pembukhuran *quzburah* kering — tabur di atas bara, asapi tangan 1-2 menit, (5) ‘Azīmah 21× dengan tangan terangkat menghadap kiblat, (6) Tidur dengan tangan di bawah kepala — posisi *taḥannuth* (seperti tidur Rasul), bukan di atas bantal, (7) Pagi harinya hapus dengan air suci (air hujan/sumur yang tidak terkena matahari lebih utama — lihat Hal11), masukkan ke botol kaca bening (bukan plastik), (8) Ulangi 7 hari — jangan terputus; jika terputus karena haid/safar, ulang dari hari 1, (9) Hari ke-7 setelah penggalian lubang, baca Ayat Kursi 1× (sampai *khālidūn* — QS Al-Baqarah:255 mencakup *hum fīhā khālidūn* dalam riwayat, maksudnya baca sampai akhir ayat) dan al-Mulk 3× (surah pelindung kubur), (10) Pantangan mutlak: *lā taltafit abadan* — jangan menoleh ke belakang setelah mengubur; menoleh membatalkan *hijab* (penutup) dan ‘Athlūsy kembali. Waktu: tidak terikat hari Rabu/Sabtu (berbeda dengan faedah mass), tetapi dianjurkan malam hari setelah Isya agar frekuensi ‘Athlūsy aktif.</w:t>
       </w:r>
     </w:p>
     <w:p>
@@ -5009,7 +5009,7 @@
         </w:rPr>
         <w:t>![Halaman 15 — Scan 300 DPI](hal_15.png)</w:t>
         <w:br/>
-        <w:t>[Gambar: Halaman 15 — Faedah ‘Athlūsh 1/2 — 21× azimah — 7 hari botol]</w:t>
+        <w:t>[Gambar: Halaman 15 — Faedah ‘Athlūsy 1/2 — 21× azimah — 7 hari botol]</w:t>
       </w:r>
     </w:p>
     <w:p>
@@ -5419,13 +5419,26 @@
           <w:color w:val="1A237E"/>
           <w:sz w:val="18"/>
         </w:rPr>
-        <w:t>| 3 | 1111 | 1 |</w:t>
+        <w:t>| ٣ | ١١١١ | ١ |</w:t>
         <w:br/>
         <w:t>||||</w:t>
         <w:br/>
-        <w:t>| 1110 | [‘Athlūsh] | 5 |</w:t>
+        <w:t>| ١١١٠ | عَطْلُوشٌ | ٥ |</w:t>
         <w:br/>
-        <w:t>| 2 | 4 | 1109 |</w:t>
+        <w:t>| ٢ | ٤ | ١١٠٩ |</w:t>
+      </w:r>
+    </w:p>
+    <w:p>
+      <w:pPr>
+        <w:jc w:val="left"/>
+      </w:pPr>
+      <w:r>
+        <w:rPr>
+          <w:i/>
+          <w:color w:val="1A237E"/>
+          <w:sz w:val="18"/>
+        </w:rPr>
+        <w:t>[Rajah Asror — tidak dilatin-kan — angka dan huruf di dalam wafaq tidak diterjemahkan]</w:t>
       </w:r>
     </w:p>
     <w:p>
@@ -5464,20 +5477,7 @@
           <w:color w:val="1A237E"/>
           <w:sz w:val="18"/>
         </w:rPr>
-        <w:t>*Al-wafqu yuktabu bil-arqāmil-‘arabiyyati wasmi [‘Athlūshun] fīl-wasathi — lā yulātinu.*</w:t>
-      </w:r>
-    </w:p>
-    <w:p>
-      <w:pPr>
-        <w:jc w:val="left"/>
-      </w:pPr>
-      <w:r>
-        <w:rPr>
-          <w:i/>
-          <w:color w:val="1A237E"/>
-          <w:sz w:val="18"/>
-        </w:rPr>
-        <w:t>**Cara baca angka (wasl latin):** Tiga — alfu mi’atin wa iḥdā ‘asyrata — wāḥidun / Khamsatun — ‘Athlūshun — alfu mi’atin wa ‘asyratun / Alfu mi’atin wa tis‘un — arba‘un — itsnāni. Posisi tengah adalah nama rajah, bukan angka.</w:t>
+        <w:t>*Al-wafqu yuktabu bil-arqāmil-‘arabiyyati wasmi [‘Athlūsyin] fīl-wasathi — lā yulātinu.*</w:t>
       </w:r>
     </w:p>
     <w:p>
@@ -5509,13 +5509,13 @@
           <w:color w:val="0D47A1"/>
           <w:sz w:val="18"/>
         </w:rPr>
-        <w:t>| 3 | 1111 | 1 |</w:t>
+        <w:t>| ٣ | ١١١١ | ١ |</w:t>
         <w:br/>
         <w:t>|---|---|---|</w:t>
         <w:br/>
-        <w:t>| 1110 | عَطْلُوشٌ | 5 |</w:t>
+        <w:t>| ١١١٠ | عَطْلُوشٌ | ٥ |</w:t>
         <w:br/>
-        <w:t>| 2 | 4 | 1109 |</w:t>
+        <w:t>| ٢ | ٤ | ١١٠٩ |</w:t>
         <w:br/>
         <w:br/>
       </w:r>
@@ -5542,7 +5542,7 @@
           <w:color w:val="0D47A1"/>
           <w:sz w:val="18"/>
         </w:rPr>
-        <w:t>*Wafaq ditulis dengan angka Arab dan nama [‘Athlūsh] di tengah — tidak dilatinkan (rajah).*</w:t>
+        <w:t>*Wafaq ditulis dengan angka Arab dan nama [‘Athlūsyin] di tengah — tidak dilatinkan (rajah).*</w:t>
         <w:br/>
         <w:br/>
       </w:r>
@@ -5551,7 +5551,7 @@
           <w:color w:val="0D47A1"/>
           <w:sz w:val="18"/>
         </w:rPr>
-        <w:t>Perbandingan koreksi: draft sebelumnya menulis baris pertama `8 | 1110 | 1109` dan mengacak posisi — itu **terbalik**. Yang benar menurut scan `IMG_20261025_092532.jpg` (verifikasi 69K crop) adalah **1-1111-3 / 1110-‘Athlūsh-5 / 2-4-1109** bila dibaca kiri-ke-kanan visual, atau **3-1111-1 / 5-‘Athlūsh-1110 / 1109-4-2** dalam urutan penulisan Arab kanan-ke-kiri seperti di atas. Angka tengah-bawah adalah **4** (bukan kosong), dan **1111** berada di tengah-atas (bukan di pojok).</w:t>
+        <w:t>Perbandingan koreksi: draft sebelumnya menulis baris pertama `8 | 1110 | 1109` dan mengacak posisi — itu **terbalik**. Yang benar menurut scan `IMG_20261025_092532.jpg` (verifikasi 69K crop) adalah **1-1111-3 / 1110-‘Athlūsy-5 / 2-4-1109** bila dibaca kiri-ke-kanan visual, atau **3-1111-1 / 5-‘Athlūsy-1110 / 1109-4-2** dalam urutan penulisan Arab kanan-ke-kiri seperti di atas. Angka tengah-bawah adalah **4** (bukan kosong), dan **1111** berada di tengah-atas (bukan di pojok).</w:t>
         <w:br/>
         <w:br/>
       </w:r>
@@ -5575,7 +5575,7 @@
           <w:i w:val="0"/>
           <w:sz w:val="17"/>
         </w:rPr>
-        <w:t>Halaman ini adalah bagian 2/2 faedah ‘Athlūsh — inti wafaq. Bentuk wafaq adalah *murabba‘* 3×3 (kotak 9 sel) — disebut *wafaq ‘adadi-ḥarfī* (angka-huruf). Delapan angka mengelilingi nama musuh di tengah — ini pola *ḥiṣār* (pengepungan): nama [عَطْلُوشٌ] dikurung angka agar terkunci. Angka-angka bukan acak: 1-2-3-4-5-...-1111-1109-1110 adalah *a‘dād rūḥāniyyah* yang bila dijumlahkan baris/kolom/diagonal menghasilkan *wafq* seimbang — ciri wafaq Sulaimani. Tengah adalah *qalb al-wafq* (jantung wafaq) — wajib diisi nama target, bukan angka, agar energi terfokus. Keempat penjuru: 1 (kanan-atas), 3 (kiri-atas), 2 (kiri-bawah), 1109 (kanan-bawah) — membentuk *arkān arba‘ah*. Angka 1111 di tengah-atas adalah *qutb* (poros) — nilai terbesar setelah 1109/1110, menekan dari atas. 1110 di tengah-kanan dan 5 di tengah-kiri mengapit nama — keseimbangan *qabḍ-basth*. 4 di tengah-bawah adalah penutup. Penulisan dengan *shamgh* (jelaga bulu domba) bukan tinta biasa — *shamgh* bersifat *muḥriq* (membakar) bagi jin ‘Athlūsh, berbeda dengan za‘farān yang bersifat menarik. Posisi di telapak kanan (yad yumnā) karena tangan kanan adalah *yad al-quwwah* (tangan kekuatan) dalam ruhaniyyah. Pembacaan angka dalam latin hanya untuk panduan washal — jangan menulis latin di wafaq; rajah harus tetap Arab/angka Arab.</w:t>
+        <w:t>Halaman ini adalah bagian 2/2 faedah ‘Athlūsy — inti wafaq. Bentuk wafaq adalah *murabba‘* 3×3 (kotak 9 sel) — disebut *wafaq ‘adadi-ḥarfī* (angka-huruf). Delapan angka mengelilingi nama musuh di tengah — ini pola *ḥiṣār* (pengepungan): nama [عَطْلُوشٌ] dikurung angka agar terkunci. Angka-angka bukan acak: 1-2-3-4-5-...-1111-1109-1110 adalah *a‘dād rūḥāniyyah* yang bila dijumlahkan baris/kolom/diagonal menghasilkan *wafq* seimbang — ciri wafaq Sulaimani. Tengah adalah *qalb al-wafq* (jantung wafaq) — wajib diisi nama target, bukan angka, agar energi terfokus. Keempat penjuru: 1 (kanan-atas), 3 (kiri-atas), 2 (kiri-bawah), 1109 (kanan-bawah) — membentuk *arkān arba‘ah*. Angka 1111 di tengah-atas adalah *qutb* (poros) — nilai terbesar setelah 1109/1110, menekan dari atas. 1110 di tengah-kanan dan 5 di tengah-kiri mengapit nama — keseimbangan *qabḍ-basth*. 4 di tengah-bawah adalah penutup. Penulisan dengan *shamgh* (jelaga bulu domba) bukan tinta biasa — *shamgh* bersifat *muḥriq* (membakar) bagi jin ‘Athlūsy, berbeda dengan za‘farān yang bersifat menarik. Posisi di telapak kanan (yad yumnā) karena tangan kanan adalah *yad al-quwwah* (tangan kekuatan) dalam ruhaniyyah. Pembacaan angka dalam latin hanya untuk panduan washal — jangan menulis latin di wafaq; rajah harus tetap Arab/angka Arab.</w:t>
       </w:r>
     </w:p>
     <w:p>
@@ -5597,7 +5597,7 @@
           <w:i w:val="0"/>
           <w:sz w:val="17"/>
         </w:rPr>
-        <w:t>Khasiat: mengunci ‘Athlūsh agar tidak merusak amal apapun — setelah 7 hari + penguburan, amal ruhaniyyah lain (hizib, wifq, shalawat) menjadi *mustajāb* tanpa inqilāb. Tata cara penulisan wafaq: (1) Berwudhu, menghadap kiblat, setelah *ishrāf al-‘ummār*, (2) Tulis 3×3 di telapak kanan dengan *shamgh* memakai *qalam* bambu/pena bulu — jangan pakai pena kimia, (3) Urutan tulis: mulai dari tengah (عَطْلُوشٌ), lalu 1 kanan-atas, 1111 tengah-atas, 3 kiri-atas, 5 kiri-tengah, 1110 kanan-tengah, 2 kiri-bawah, 4 tengah-bawah, 1109 kanan-bawah — urutan ini mengikuti *sair al-falak* (peredaran bintang), (4) Setelah wafaq selesai, langsung *tabkhīr* quzburah dan ‘azīmah 21× (lihat Hal15), (5) Jangan menambah/mengurangi angka — 8 angka + 1 nama = 9 sel penuh, (6) Jangan melatinkan nama tengah — tulis عَطْلُوشٌ persis dengan harakat atau tanpa harakat sesuai kemampuan, tetapi ejaan Arab wajib utuh, (7) Jika tangan berkeringat dan tulisan pudar sebelum 21×, ulangi tulisan — keutuhan wafaq saat ‘azīmah adalah syarat, (8) Air hapusan wafaq yang dimasukkan botol adalah *mā’ mu‘azzam* — jangan dibuang ke selokan/toilet; wajib dikubur di tanah sepi jauh dari najis, (9) Pantangan selama 7 hari: hindari maksiat lisan (ghibah, dusta), jaga wudhu, dan jangan mengerjakan amal ruhaniyyah lain yang berat (khawatir tumpang tindih), (10) Tanda berhasil: mimpi melihat ‘Athlūsh pergi atau bau quzburah hilang, dan amal selanjutnya terasa ringan.</w:t>
+        <w:t>Khasiat: mengunci ‘Athlūsy agar tidak merusak amal apapun — setelah 7 hari + penguburan, amal ruhaniyyah lain (hizib, wifq, shalawat) menjadi *mustajāb* tanpa inqilāb. Tata cara penulisan wafaq: (1) Berwudhu, menghadap kiblat, setelah *ishrāf al-‘ummār*, (2) Tulis 3×3 di telapak kanan dengan *shamgh* memakai *qalam* bambu/pena bulu — jangan pakai pena kimia, (3) Urutan tulis: mulai dari tengah (عَطْلُوشٌ), lalu 1 kanan-atas, 1111 tengah-atas, 3 kiri-atas, 5 kiri-tengah, 1110 kanan-tengah, 2 kiri-bawah, 4 tengah-bawah, 1109 kanan-bawah — urutan ini mengikuti *sair al-falak* (peredaran bintang), (4) Setelah wafaq selesai, langsung *tabkhīr* quzburah dan ‘azīmah 21× (lihat Hal15), (5) Jangan menambah/mengurangi angka — 8 angka + 1 nama = 9 sel penuh, (6) Jangan melatinkan nama tengah — tulis عَطْلُوشٌ persis dengan harakat atau tanpa harakat sesuai kemampuan, tetapi ejaan Arab wajib utuh, (7) Jika tangan berkeringat dan tulisan pudar sebelum 21×, ulangi tulisan — keutuhan wafaq saat ‘azīmah adalah syarat, (8) Air hapusan wafaq yang dimasukkan botol adalah *mā’ mu‘azzam* — jangan dibuang ke selokan/toilet; wajib dikubur di tanah sepi jauh dari najis, (9) Pantangan selama 7 hari: hindari maksiat lisan (ghibah, dusta), jaga wudhu, dan jangan mengerjakan amal ruhaniyyah lain yang berat (khawatir tumpang tindih), (10) Tanda berhasil: mimpi melihat ‘Athlūsy pergi atau bau quzburah hilang, dan amal selanjutnya terasa ringan.</w:t>
       </w:r>
     </w:p>
     <w:p>
@@ -5611,9 +5611,9 @@
           <w:i w:val="0"/>
           <w:sz w:val="17"/>
         </w:rPr>
-        <w:t>![Halaman 16 — Wafaq ‘Athlūsh 3×3 — Scan 300 DPI](hal_16_wafaq_athlush.jpg)</w:t>
+        <w:t>![Halaman 16 — Wafaq ‘Athlūsy 3×3 — Scan 300 DPI](hal_16_wafaq_athlush.jpg)</w:t>
         <w:br/>
-        <w:t>[Gambar: Halaman 16 — Wafaq ‘Athlūsh — 3×3 — 8 angka + عَطْلُوشٌ di tengah — RTL]</w:t>
+        <w:t>[Gambar: Halaman 16 — Wafaq ‘Athlūsy — 3×3 — 8 angka + عَطْلُوشٌ di tengah — RTL]</w:t>
       </w:r>
     </w:p>
     <w:p>

--- a/REVISI_FINAL_5_LAPIS_BERSIH_HAL01-16.docx
+++ b/REVISI_FINAL_5_LAPIS_BERSIH_HAL01-16.docx
@@ -18,7 +18,7 @@
         <w:rPr>
           <w:sz w:val="16"/>
         </w:rPr>
-        <w:t>Hal 01 Sampul — Anwārush-Syaikhil-Basyīr ……………………………… 3</w:t>
+        <w:t>Hal 01 Sampul</w:t>
       </w:r>
     </w:p>
     <w:p>
@@ -29,7 +29,7 @@
         <w:rPr>
           <w:sz w:val="16"/>
         </w:rPr>
-        <w:t>Hal 02 Ihda' …………………………………………………………… 4</w:t>
+        <w:t>Hal 02 Ihda'</w:t>
       </w:r>
     </w:p>
     <w:p>
@@ -40,7 +40,7 @@
         <w:rPr>
           <w:sz w:val="16"/>
         </w:rPr>
-        <w:t>Hal 03 Ijazah 'Ammah ……………………………………………… 5</w:t>
+        <w:t>Hal 03 Ijazah</w:t>
       </w:r>
     </w:p>
     <w:p>
@@ -51,7 +51,7 @@
         <w:rPr>
           <w:sz w:val="16"/>
         </w:rPr>
-        <w:t>Hal 04 Sampul Dalam ……………………………………………… 6</w:t>
+        <w:t>Hal 04 Sampul Dalam</w:t>
       </w:r>
     </w:p>
     <w:p>
@@ -62,7 +62,7 @@
         <w:rPr>
           <w:sz w:val="16"/>
         </w:rPr>
-        <w:t>Hal 05 Fihris 13 Faedah …………………………………………… 7</w:t>
+        <w:t>Hal 05 Fihris</w:t>
       </w:r>
     </w:p>
     <w:p>
@@ -73,7 +73,7 @@
         <w:rPr>
           <w:sz w:val="16"/>
         </w:rPr>
-        <w:t>Hal 06 Faedah Maysarah 1/3 ……………………………………… 8</w:t>
+        <w:t>Hal 06 Maysarah 1/3</w:t>
       </w:r>
     </w:p>
     <w:p>
@@ -84,7 +84,7 @@
         <w:rPr>
           <w:sz w:val="16"/>
         </w:rPr>
-        <w:t>Hal 07 Faedah Maysarah 2/3 ……………………………………… 10</w:t>
+        <w:t>Hal 07 2/3</w:t>
       </w:r>
     </w:p>
     <w:p>
@@ -95,7 +95,7 @@
         <w:rPr>
           <w:sz w:val="16"/>
         </w:rPr>
-        <w:t>Hal 08 Faedah Maysarah 3/3 + 2 Wafaq ………………………… 12</w:t>
+        <w:t>Hal 08 3/3 + 2 Wafaq</w:t>
       </w:r>
     </w:p>
     <w:p>
@@ -106,7 +106,7 @@
         <w:rPr>
           <w:sz w:val="16"/>
         </w:rPr>
-        <w:t>Hal 09 Muhriqah 1/2 ……………………………………………… 14</w:t>
+        <w:t>Hal 09 Muhriqah 1/2</w:t>
       </w:r>
     </w:p>
     <w:p>
@@ -117,7 +117,7 @@
         <w:rPr>
           <w:sz w:val="16"/>
         </w:rPr>
-        <w:t>Hal 10 Muhriqah 2/2 + Jadwal …………………………………… 16</w:t>
+        <w:t>Hal 10 2/2</w:t>
       </w:r>
     </w:p>
     <w:p>
@@ -128,7 +128,7 @@
         <w:rPr>
           <w:sz w:val="16"/>
         </w:rPr>
-        <w:t>Hal 11 Qathi'ah 1/2 ……………………………………………… 18</w:t>
+        <w:t>Hal 11 Qathi'ah 1/2</w:t>
       </w:r>
     </w:p>
     <w:p>
@@ -139,7 +139,7 @@
         <w:rPr>
           <w:sz w:val="16"/>
         </w:rPr>
-        <w:t>Hal 12 Qathi'ah 2/2 + Wafaq 3×3 ……………………………… 20</w:t>
+        <w:t>Hal 12 2/2</w:t>
       </w:r>
     </w:p>
     <w:p>
@@ -150,7 +150,7 @@
         <w:rPr>
           <w:sz w:val="16"/>
         </w:rPr>
-        <w:t>Hal 13 Zajr Qathi' 1/3 …………………………………………… 22</w:t>
+        <w:t>Hal 13 Zajr 1/3</w:t>
       </w:r>
     </w:p>
     <w:p>
@@ -161,7 +161,7 @@
         <w:rPr>
           <w:sz w:val="16"/>
         </w:rPr>
-        <w:t>Hal 14 Zajr Qathi' 2/3 …………………………………………… 24</w:t>
+        <w:t>Hal 14 2/3</w:t>
       </w:r>
     </w:p>
     <w:p>
@@ -172,7 +172,7 @@
         <w:rPr>
           <w:sz w:val="16"/>
         </w:rPr>
-        <w:t>Hal 15 Thard 'Athlush 1/2 — Azimah 21× …………………… 26</w:t>
+        <w:t>Hal 15 Thard 'Athlusyin 1/2</w:t>
       </w:r>
     </w:p>
     <w:p>
@@ -183,7 +183,7 @@
         <w:rPr>
           <w:sz w:val="16"/>
         </w:rPr>
-        <w:t>Hal 16 Thard 'Athlush 2/2 — Wafaq 3×3 ……………………… 28</w:t>
+        <w:t>Hal 16 Wafaq 3×3</w:t>
       </w:r>
     </w:p>
     <w:p>
@@ -209,7 +209,6 @@
     </w:p>
     <w:p>
       <w:pPr>
-        <w:spacing w:before="80" w:after="80"/>
         <w:jc w:val="right"/>
         <w:bidi w:val="1"/>
         <w:shd w:val="clear" w:color="auto" w:fill="FFF8E1"/>
@@ -231,7 +230,6 @@
     </w:p>
     <w:p>
       <w:pPr>
-        <w:spacing w:before="80" w:after="80"/>
         <w:jc w:val="right"/>
         <w:bidi w:val="1"/>
         <w:shd w:val="clear" w:color="auto" w:fill="FFF8E1"/>
@@ -253,7 +251,6 @@
     </w:p>
     <w:p>
       <w:pPr>
-        <w:spacing w:before="80" w:after="80"/>
         <w:jc w:val="right"/>
         <w:bidi w:val="1"/>
         <w:shd w:val="clear" w:color="auto" w:fill="FFF8E1"/>
@@ -282,13 +279,9 @@
       </w:r>
     </w:p>
     <w:p>
-      <w:pPr>
-        <w:jc w:val="left"/>
-      </w:pPr>
       <w:r>
         <w:rPr>
           <w:i/>
-          <w:color w:val="1A237E"/>
           <w:sz w:val="18"/>
         </w:rPr>
         <w:t>[Latin Washal belum tersedia]</w:t>
@@ -329,20 +322,6 @@
     </w:p>
     <w:p>
       <w:pPr>
-        <w:jc w:val="left"/>
-      </w:pPr>
-      <w:r>
-        <w:rPr>
-          <w:rFonts w:ascii="Calibri" w:hAnsi="Calibri"/>
-          <w:b w:val="0"/>
-          <w:i w:val="0"/>
-          <w:sz w:val="17"/>
-        </w:rPr>
-        <w:t>_Syarah sesuai nash kitab._</w:t>
-      </w:r>
-    </w:p>
-    <w:p>
-      <w:pPr>
         <w:pStyle w:val="Heading2"/>
       </w:pPr>
       <w:r>
@@ -350,20 +329,6 @@
       </w:r>
     </w:p>
     <w:p>
-      <w:pPr>
-        <w:jc w:val="left"/>
-      </w:pPr>
-      <w:r>
-        <w:rPr>
-          <w:rFonts w:ascii="Calibri" w:hAnsi="Calibri"/>
-          <w:b w:val="0"/>
-          <w:i w:val="0"/>
-          <w:sz w:val="17"/>
-        </w:rPr>
-        <w:t>_Khususiyah sesuai nash — lihat Syarah._</w:t>
-      </w:r>
-    </w:p>
-    <w:p>
       <w:r>
         <w:br w:type="page"/>
       </w:r>
@@ -386,7 +351,6 @@
     </w:p>
     <w:p>
       <w:pPr>
-        <w:spacing w:before="80" w:after="80"/>
         <w:jc w:val="right"/>
         <w:bidi w:val="1"/>
         <w:shd w:val="clear" w:color="auto" w:fill="FFF8E1"/>
@@ -408,7 +372,6 @@
     </w:p>
     <w:p>
       <w:pPr>
-        <w:spacing w:before="80" w:after="80"/>
         <w:jc w:val="right"/>
         <w:bidi w:val="1"/>
         <w:shd w:val="clear" w:color="auto" w:fill="FFF8E1"/>
@@ -430,7 +393,6 @@
     </w:p>
     <w:p>
       <w:pPr>
-        <w:spacing w:before="80" w:after="80"/>
         <w:jc w:val="right"/>
         <w:bidi w:val="1"/>
         <w:shd w:val="clear" w:color="auto" w:fill="FFF8E1"/>
@@ -452,7 +414,6 @@
     </w:p>
     <w:p>
       <w:pPr>
-        <w:spacing w:before="80" w:after="80"/>
         <w:jc w:val="right"/>
         <w:bidi w:val="1"/>
         <w:shd w:val="clear" w:color="auto" w:fill="FFF8E1"/>
@@ -474,7 +435,6 @@
     </w:p>
     <w:p>
       <w:pPr>
-        <w:spacing w:before="80" w:after="80"/>
         <w:jc w:val="right"/>
         <w:bidi w:val="1"/>
         <w:shd w:val="clear" w:color="auto" w:fill="FFF8E1"/>
@@ -496,7 +456,6 @@
     </w:p>
     <w:p>
       <w:pPr>
-        <w:spacing w:before="80" w:after="80"/>
         <w:jc w:val="right"/>
         <w:bidi w:val="1"/>
         <w:shd w:val="clear" w:color="auto" w:fill="FFF8E1"/>
@@ -525,13 +484,9 @@
       </w:r>
     </w:p>
     <w:p>
-      <w:pPr>
-        <w:jc w:val="left"/>
-      </w:pPr>
       <w:r>
         <w:rPr>
           <w:i/>
-          <w:color w:val="1A237E"/>
           <w:sz w:val="18"/>
         </w:rPr>
         <w:t>Ihdā'ush-Syaikhil-Basyīr, uhdī hādzal-'amala ilā Sayyidī Rasūlillāhi ṣallallāhu 'alaihi wa sallam, wa ilā Āli baitihith-Ṭayyibīnal-Akhyār, wa lish-Syaikhil-Faqīril-Qādiriyy, wa lid-Duktūri Bīhūnī, wa ilā jamī'il-Fuqarā'.</w:t>
@@ -572,20 +527,6 @@
     </w:p>
     <w:p>
       <w:pPr>
-        <w:jc w:val="left"/>
-      </w:pPr>
-      <w:r>
-        <w:rPr>
-          <w:rFonts w:ascii="Calibri" w:hAnsi="Calibri"/>
-          <w:b w:val="0"/>
-          <w:i w:val="0"/>
-          <w:sz w:val="17"/>
-        </w:rPr>
-        <w:t>Ihda' adalah adab sufi: menghadiahkan pahala karya kepada Nabi &amp; Ahlul Bait sebelum ilmu disebar — menandakan keberkahan sanad. Syaikh al-Faqir al-Qadiri adalah guru thariqah penulis (disebut juga di ijazah hal 03: «athāla Allāhu lanā fī 'umrih» — semoga dipanjangkan umur). Dr. Bihuni (بيهوني) kemungkinan peneliti/mentor akademik forum — disebut setara guru, menunjukkan kolaborasi sufi-akademik. Fuqara (فقراء) bukan fakir miskin harta, tetapi «faqir ilallāh» — murid yang merasa butuh kepada Allah, istilah Qadiriyah untuk ikhwan.</w:t>
-      </w:r>
-    </w:p>
-    <w:p>
-      <w:pPr>
         <w:pStyle w:val="Heading2"/>
       </w:pPr>
       <w:r>
@@ -593,20 +534,6 @@
       </w:r>
     </w:p>
     <w:p>
-      <w:pPr>
-        <w:jc w:val="left"/>
-      </w:pPr>
-      <w:r>
-        <w:rPr>
-          <w:rFonts w:ascii="Calibri" w:hAnsi="Calibri"/>
-          <w:b w:val="0"/>
-          <w:i w:val="0"/>
-          <w:sz w:val="17"/>
-        </w:rPr>
-        <w:t>Halaman ihda' tidak ada ritual khusus — fungsinya niyyah &amp; sanad. Adab: baca ihda' dengan khushu', hadiahkan Fatihah setelahnya (seperti ijazah hal 03: shalawat + Fatihah untuk Nabi, guru, diri). Tidak perlu menulis/membakar halaman ini.</w:t>
-      </w:r>
-    </w:p>
-    <w:p>
       <w:r>
         <w:br w:type="page"/>
       </w:r>
@@ -629,7 +556,6 @@
     </w:p>
     <w:p>
       <w:pPr>
-        <w:spacing w:before="80" w:after="80"/>
         <w:jc w:val="right"/>
         <w:bidi w:val="1"/>
         <w:shd w:val="clear" w:color="auto" w:fill="FFF8E1"/>
@@ -651,7 +577,6 @@
     </w:p>
     <w:p>
       <w:pPr>
-        <w:spacing w:before="80" w:after="80"/>
         <w:jc w:val="right"/>
         <w:bidi w:val="1"/>
         <w:shd w:val="clear" w:color="auto" w:fill="FFF8E1"/>
@@ -673,7 +598,6 @@
     </w:p>
     <w:p>
       <w:pPr>
-        <w:spacing w:before="80" w:after="80"/>
         <w:jc w:val="right"/>
         <w:bidi w:val="1"/>
         <w:shd w:val="clear" w:color="auto" w:fill="FFF8E1"/>
@@ -695,7 +619,6 @@
     </w:p>
     <w:p>
       <w:pPr>
-        <w:spacing w:before="80" w:after="80"/>
         <w:jc w:val="right"/>
         <w:bidi w:val="1"/>
         <w:shd w:val="clear" w:color="auto" w:fill="FFF8E1"/>
@@ -717,7 +640,6 @@
     </w:p>
     <w:p>
       <w:pPr>
-        <w:spacing w:before="80" w:after="80"/>
         <w:jc w:val="right"/>
         <w:bidi w:val="1"/>
         <w:shd w:val="clear" w:color="auto" w:fill="FFF8E1"/>
@@ -739,7 +661,6 @@
     </w:p>
     <w:p>
       <w:pPr>
-        <w:spacing w:before="80" w:after="80"/>
         <w:jc w:val="right"/>
         <w:bidi w:val="1"/>
         <w:shd w:val="clear" w:color="auto" w:fill="FFF8E1"/>
@@ -761,7 +682,6 @@
     </w:p>
     <w:p>
       <w:pPr>
-        <w:spacing w:before="80" w:after="80"/>
         <w:jc w:val="right"/>
         <w:bidi w:val="1"/>
         <w:shd w:val="clear" w:color="auto" w:fill="FFF8E1"/>
@@ -783,7 +703,6 @@
     </w:p>
     <w:p>
       <w:pPr>
-        <w:spacing w:before="80" w:after="80"/>
         <w:jc w:val="right"/>
         <w:bidi w:val="1"/>
         <w:shd w:val="clear" w:color="auto" w:fill="FFF8E1"/>
@@ -812,13 +731,9 @@
       </w:r>
     </w:p>
     <w:p>
-      <w:pPr>
-        <w:jc w:val="left"/>
-      </w:pPr>
       <w:r>
         <w:rPr>
           <w:i/>
-          <w:color w:val="1A237E"/>
           <w:sz w:val="18"/>
         </w:rPr>
         <w:t>Laqad ajastukulla maw-wa-shallat ilaihi fawā'idī wa riyādhātī ijāzatan 'āmma(tan) fīmā yurdhiLlāha wa Rasūlahu wa yaqūmu bihā ba'daṣ-Ṣalāti 'alal-Ḥabībil-Muṣṭafā wa qirā'atil-Fātiḥati wa ihdā'i thawābihā li rūḥil-Ḥabībi Muḥammadin ṣallallāhu 'alaihi wa sallam, wa ilā rūḥi syaikhī raḥimahullāh 'alaih, wa li Fātiḥatillī, wa ilash-Syaikhil-Faqīril-Qādiriyyi aṭālallāhu lanā fī 'umrih, wa bi dzālika takūnu qad washallathul-ijāzatul-'āmmah.</w:t>
@@ -859,20 +774,6 @@
     </w:p>
     <w:p>
       <w:pPr>
-        <w:jc w:val="left"/>
-      </w:pPr>
-      <w:r>
-        <w:rPr>
-          <w:rFonts w:ascii="Calibri" w:hAnsi="Calibri"/>
-          <w:b w:val="0"/>
-          <w:i w:val="0"/>
-          <w:sz w:val="17"/>
-        </w:rPr>
-        <w:t>Ijazah 'ammah adalah sanad terbuka khas tradisi Qadiriyah kontemporer: tidak perlu baiat tatap muka, cukup menerima naskah dengan syarat shalawat &amp; Fatihah. «Fīmā yurdhi Allāha wa Rasūlah» adalah batas maqashid syar'i — ijazah batal jika untuk zalim/sihir merusak (prinsip hal 64: *yu'til hikmata man yasyā'*). Urutan hadiah Fatihah: Nabi → guru → diri penulis → Syaikh Faqir Qadiri, menunjukkan tawadhu' &amp; silsilah. Kalimat «athāla Allāhu lanā fī 'umrih» (semoga Allah panjangkan umur) menunjukkan Syaikh Faqir masih hidup saat kitab ditulis — bukan tokoh wafat.</w:t>
-      </w:r>
-    </w:p>
-    <w:p>
-      <w:pPr>
         <w:pStyle w:val="Heading2"/>
       </w:pPr>
       <w:r>
@@ -880,20 +781,6 @@
       </w:r>
     </w:p>
     <w:p>
-      <w:pPr>
-        <w:jc w:val="left"/>
-      </w:pPr>
-      <w:r>
-        <w:rPr>
-          <w:rFonts w:ascii="Calibri" w:hAnsi="Calibri"/>
-          <w:b w:val="0"/>
-          <w:i w:val="0"/>
-          <w:sz w:val="17"/>
-        </w:rPr>
-        <w:t>Tata cara menerima ijazah (wajib sebelum amal faedah apa pun): 1) Niat untuk ridha Allah, 2) Shalawat 1× (minimal), 3) Fatihah 1× dengan hadiah seperti di atas (niat dalam hati: «hadiah pahala untuk...»), 4) Yakin ijazah telah washil (sampai) — tidak perlu mimpi/karamah. Khususiyah: ijazah ini mengikat sanad ruhani; mengamalkan tanpa ijazah = tanpa sanad (kurang barakah, meski tetap boleh sebagai doa umum). Tidak ada mahar/puasa khusus untuk ijazah ini.</w:t>
-      </w:r>
-    </w:p>
-    <w:p>
       <w:r>
         <w:br w:type="page"/>
       </w:r>
@@ -916,7 +803,6 @@
     </w:p>
     <w:p>
       <w:pPr>
-        <w:spacing w:before="80" w:after="80"/>
         <w:jc w:val="right"/>
         <w:bidi w:val="1"/>
         <w:shd w:val="clear" w:color="auto" w:fill="FFF8E1"/>
@@ -945,13 +831,9 @@
       </w:r>
     </w:p>
     <w:p>
-      <w:pPr>
-        <w:jc w:val="left"/>
-      </w:pPr>
       <w:r>
         <w:rPr>
           <w:i/>
-          <w:color w:val="1A237E"/>
           <w:sz w:val="18"/>
         </w:rPr>
         <w:t>Fawā'idu wa Mujarrabātush-Syaikhil-Basyīr</w:t>
@@ -992,20 +874,6 @@
     </w:p>
     <w:p>
       <w:pPr>
-        <w:jc w:val="left"/>
-      </w:pPr>
-      <w:r>
-        <w:rPr>
-          <w:rFonts w:ascii="Calibri" w:hAnsi="Calibri"/>
-          <w:b w:val="0"/>
-          <w:i w:val="0"/>
-          <w:sz w:val="17"/>
-        </w:rPr>
-        <w:t>Halaman ini adalah title page dalam (bukan duplikat sampul). Bedanya: sampul hal 01 menyebut forum penerbit, hal 04 hanya menyebut isi (fawaid &amp; mujarrabat). Warna hijau melambangkan keberkahan &amp; Qadiriyah. Fungsi: penanda mulai bab inti setelah muqaddimah sanad (ihda' + ijazah).</w:t>
-      </w:r>
-    </w:p>
-    <w:p>
-      <w:pPr>
         <w:pStyle w:val="Heading2"/>
       </w:pPr>
       <w:r>
@@ -1013,20 +881,6 @@
       </w:r>
     </w:p>
     <w:p>
-      <w:pPr>
-        <w:jc w:val="left"/>
-      </w:pPr>
-      <w:r>
-        <w:rPr>
-          <w:rFonts w:ascii="Calibri" w:hAnsi="Calibri"/>
-          <w:b w:val="0"/>
-          <w:i w:val="0"/>
-          <w:sz w:val="17"/>
-        </w:rPr>
-        <w:t>Sama seperti sampul — tidak ada ritual. Hanya penanda niat: membaca judul dalam ini dengan berharap faidah &amp; mujarrabat yang sahih.</w:t>
-      </w:r>
-    </w:p>
-    <w:p>
       <w:r>
         <w:br w:type="page"/>
       </w:r>
@@ -1049,7 +903,6 @@
     </w:p>
     <w:p>
       <w:pPr>
-        <w:spacing w:before="80" w:after="80"/>
         <w:jc w:val="right"/>
         <w:bidi w:val="1"/>
         <w:shd w:val="clear" w:color="auto" w:fill="FFF8E1"/>
@@ -1071,7 +924,6 @@
     </w:p>
     <w:p>
       <w:pPr>
-        <w:spacing w:before="80" w:after="80"/>
         <w:jc w:val="right"/>
         <w:bidi w:val="1"/>
         <w:shd w:val="clear" w:color="auto" w:fill="FFF8E1"/>
@@ -1124,13 +976,9 @@
       </w:r>
     </w:p>
     <w:p>
-      <w:pPr>
-        <w:jc w:val="left"/>
-      </w:pPr>
       <w:r>
         <w:rPr>
           <w:i/>
-          <w:color w:val="1A237E"/>
           <w:sz w:val="18"/>
         </w:rPr>
         <w:t>fawā'idu → fawā'idum-muhriqatun ṭāridatun lil-Jinni wal-Maradati bi'iznillāh).</w:t>
@@ -1171,20 +1019,6 @@
     </w:p>
     <w:p>
       <w:pPr>
-        <w:jc w:val="left"/>
-      </w:pPr>
-      <w:r>
-        <w:rPr>
-          <w:rFonts w:ascii="Calibri" w:hAnsi="Calibri"/>
-          <w:b w:val="0"/>
-          <w:i w:val="0"/>
-          <w:sz w:val="17"/>
-        </w:rPr>
-        <w:t>Fihris ini adalah peta 13 faedah yang menjadi inti kitab (hal 06–30). Faedah 1–3 tentang rizki &amp; jin; 4–6 tentang khadam &amp; gangguan; 7–9 tentang zhalim &amp; qarin; 10–13 tentang perlindungan &amp; kasyaf. Jumlah 13 bukan 12 seperti dugaan awal (koreksi dari analisis Batch01 lama). Faedah 12 (10 Ayat Mubthilat) merujuk pada kumpulan «10 Qala» yang akan dibahas di hal 27–28 dengan wafaq 2190.</w:t>
-      </w:r>
-    </w:p>
-    <w:p>
-      <w:pPr>
         <w:pStyle w:val="Heading2"/>
       </w:pPr>
       <w:r>
@@ -1192,20 +1026,6 @@
       </w:r>
     </w:p>
     <w:p>
-      <w:pPr>
-        <w:jc w:val="left"/>
-      </w:pPr>
-      <w:r>
-        <w:rPr>
-          <w:rFonts w:ascii="Calibri" w:hAnsi="Calibri"/>
-          <w:b w:val="0"/>
-          <w:i w:val="0"/>
-          <w:sz w:val="17"/>
-        </w:rPr>
-        <w:t>Fihris tidak ada amalan — hanya penunjuk. Adab: baca fihris untuk memilih hajat, jangan amalkan semua sekaligus. Prioritaskan faedah yang sesuai hajat &amp; telah dapat ijazah hal 03.</w:t>
-      </w:r>
-    </w:p>
-    <w:p>
       <w:r>
         <w:br w:type="page"/>
       </w:r>
@@ -1228,7 +1048,6 @@
     </w:p>
     <w:p>
       <w:pPr>
-        <w:spacing w:before="80" w:after="80"/>
         <w:jc w:val="right"/>
         <w:bidi w:val="1"/>
         <w:shd w:val="clear" w:color="auto" w:fill="FFF8E1"/>
@@ -1250,7 +1069,6 @@
     </w:p>
     <w:p>
       <w:pPr>
-        <w:spacing w:before="80" w:after="80"/>
         <w:jc w:val="right"/>
         <w:bidi w:val="1"/>
         <w:shd w:val="clear" w:color="auto" w:fill="FFF8E1"/>
@@ -1272,7 +1090,6 @@
     </w:p>
     <w:p>
       <w:pPr>
-        <w:spacing w:before="80" w:after="80"/>
         <w:jc w:val="right"/>
         <w:bidi w:val="1"/>
         <w:shd w:val="clear" w:color="auto" w:fill="FFF8E1"/>
@@ -1294,7 +1111,6 @@
     </w:p>
     <w:p>
       <w:pPr>
-        <w:spacing w:before="80" w:after="80"/>
         <w:jc w:val="right"/>
         <w:bidi w:val="1"/>
         <w:shd w:val="clear" w:color="auto" w:fill="FFF8E1"/>
@@ -1316,7 +1132,6 @@
     </w:p>
     <w:p>
       <w:pPr>
-        <w:spacing w:before="80" w:after="80"/>
         <w:jc w:val="right"/>
         <w:bidi w:val="1"/>
         <w:shd w:val="clear" w:color="auto" w:fill="FFF8E1"/>
@@ -1338,7 +1153,6 @@
     </w:p>
     <w:p>
       <w:pPr>
-        <w:spacing w:before="80" w:after="80"/>
         <w:jc w:val="right"/>
         <w:bidi w:val="1"/>
         <w:shd w:val="clear" w:color="auto" w:fill="FFF8E1"/>
@@ -1360,7 +1174,6 @@
     </w:p>
     <w:p>
       <w:pPr>
-        <w:spacing w:before="80" w:after="80"/>
         <w:jc w:val="right"/>
         <w:bidi w:val="1"/>
         <w:shd w:val="clear" w:color="auto" w:fill="FFF8E1"/>
@@ -1382,7 +1195,6 @@
     </w:p>
     <w:p>
       <w:pPr>
-        <w:spacing w:before="80" w:after="80"/>
         <w:jc w:val="right"/>
         <w:bidi w:val="1"/>
         <w:shd w:val="clear" w:color="auto" w:fill="FFF8E1"/>
@@ -1404,7 +1216,6 @@
     </w:p>
     <w:p>
       <w:pPr>
-        <w:spacing w:before="80" w:after="80"/>
         <w:jc w:val="right"/>
         <w:bidi w:val="1"/>
         <w:shd w:val="clear" w:color="auto" w:fill="FFF8E1"/>
@@ -1426,7 +1237,6 @@
     </w:p>
     <w:p>
       <w:pPr>
-        <w:spacing w:before="80" w:after="80"/>
         <w:jc w:val="right"/>
         <w:bidi w:val="1"/>
         <w:shd w:val="clear" w:color="auto" w:fill="FFF8E1"/>
@@ -1448,7 +1258,6 @@
     </w:p>
     <w:p>
       <w:pPr>
-        <w:spacing w:before="80" w:after="80"/>
         <w:jc w:val="right"/>
         <w:bidi w:val="1"/>
         <w:shd w:val="clear" w:color="auto" w:fill="FFF8E1"/>
@@ -1470,7 +1279,6 @@
     </w:p>
     <w:p>
       <w:pPr>
-        <w:spacing w:before="80" w:after="80"/>
         <w:jc w:val="right"/>
         <w:bidi w:val="1"/>
         <w:shd w:val="clear" w:color="auto" w:fill="FFF8E1"/>
@@ -1492,7 +1300,6 @@
     </w:p>
     <w:p>
       <w:pPr>
-        <w:spacing w:before="80" w:after="80"/>
         <w:jc w:val="right"/>
         <w:bidi w:val="1"/>
         <w:shd w:val="clear" w:color="auto" w:fill="FFF8E1"/>
@@ -1514,7 +1321,6 @@
     </w:p>
     <w:p>
       <w:pPr>
-        <w:spacing w:before="80" w:after="80"/>
         <w:jc w:val="right"/>
         <w:bidi w:val="1"/>
         <w:shd w:val="clear" w:color="auto" w:fill="FFF8E1"/>
@@ -1547,13 +1353,9 @@
       </w:r>
     </w:p>
     <w:p>
-      <w:pPr>
-        <w:jc w:val="left"/>
-      </w:pPr>
       <w:r>
         <w:rPr>
           <w:i/>
-          <w:color w:val="1A237E"/>
           <w:sz w:val="18"/>
         </w:rPr>
         <w:t>Ṭarīqatul-Maysarati fī Jalbil-Arzāq, ikhwatī fillāh, aḍa'u baina aidīkum hādzihid-durratan-nāfi'ata fī jalbil-arzāqi wa rawājit-tijārah, wahya Ṭarīqatul-Maysarah, warta'aytu an aḍa'ahā lakum limā fīhā minal-khairi wal-barakah... bismi Murādin wa ummihi Maryam, mīm rā' alif dāl mīm rā' yā' mīm = 535 nalfiẓul-'adada ḥarfiyyā...</w:t>
@@ -1594,20 +1396,6 @@
     </w:p>
     <w:p>
       <w:pPr>
-        <w:jc w:val="left"/>
-      </w:pPr>
-      <w:r>
-        <w:rPr>
-          <w:rFonts w:ascii="Calibri" w:hAnsi="Calibri"/>
-          <w:b w:val="0"/>
-          <w:i w:val="0"/>
-          <w:sz w:val="17"/>
-        </w:rPr>
-        <w:t>Faedah Maysarah adalah faedah pertama &amp; paling terperinci (hal 06-08) — menjadi «pintu» hisab huruf untuk 12 faedah lain. Nama Murad bin Maryam = «yang diinginkan bin Maryam» (contoh generik, bukan orang spesifik). Bilangan 535 (khamsu mi'ah ...) adalah hisab Jumal kabir? Bukan, ini hisab lafzhi (melafalkan angka jadi huruf) — metode khas Syeikh Basyir, beda dengan Jumal abjadi biasa (ا=1...). Wafaq mukhammas 5×5 = 25 petak melambangkan keseimbangan 5 rukun / 5 panca indera (tafsir penulis hal 45-46). Pembagian 13 (al-uss al-harfi al-mu'addal) adalah inti: huruf &lt;13 (wafaq amal) vs &gt;13 (ruhani) — angka 13 muncul dari 25−12, menjadi threshold suci (di faedah 08 juga akan muncul 582 etc.). Ta'dil خ→س &amp; ث→ن dengan mizan ibaqi adalah kaidah tabdil zhulmani→nurani — huruf keras (kho, tsa) ditukar ke halus (sin, nun) agar wafaq tidak «panas» (zhulmani = berat, nurani = cahaya).</w:t>
-      </w:r>
-    </w:p>
-    <w:p>
-      <w:pPr>
         <w:pStyle w:val="Heading2"/>
       </w:pPr>
       <w:r>
@@ -1615,20 +1403,6 @@
       </w:r>
     </w:p>
     <w:p>
-      <w:pPr>
-        <w:jc w:val="left"/>
-      </w:pPr>
-      <w:r>
-        <w:rPr>
-          <w:rFonts w:ascii="Calibri" w:hAnsi="Calibri"/>
-          <w:b w:val="0"/>
-          <w:i w:val="0"/>
-          <w:sz w:val="17"/>
-        </w:rPr>
-        <w:t>Khasiat: melariskan dagang &amp; menarik rizki halal. Belum ada tatacara di hal 06 — baru hisab. Persiapan: siapkan nama penanya (tholib) + nama ibu, hitung seperti contoh, siapkan kertas putih &amp; tinta misk (akan dirinci hal 07).</w:t>
-      </w:r>
-    </w:p>
-    <w:p>
       <w:r>
         <w:br w:type="page"/>
       </w:r>
@@ -1651,7 +1425,6 @@
     </w:p>
     <w:p>
       <w:pPr>
-        <w:spacing w:before="80" w:after="80"/>
         <w:jc w:val="right"/>
         <w:bidi w:val="1"/>
         <w:shd w:val="clear" w:color="auto" w:fill="FFF8E1"/>
@@ -1673,7 +1446,6 @@
     </w:p>
     <w:p>
       <w:pPr>
-        <w:spacing w:before="80" w:after="80"/>
         <w:jc w:val="right"/>
         <w:bidi w:val="1"/>
         <w:shd w:val="clear" w:color="auto" w:fill="FFF8E1"/>
@@ -1695,7 +1467,6 @@
     </w:p>
     <w:p>
       <w:pPr>
-        <w:spacing w:before="80" w:after="80"/>
         <w:jc w:val="right"/>
         <w:bidi w:val="1"/>
         <w:shd w:val="clear" w:color="auto" w:fill="FFF8E1"/>
@@ -1717,7 +1488,6 @@
     </w:p>
     <w:p>
       <w:pPr>
-        <w:spacing w:before="80" w:after="80"/>
         <w:jc w:val="right"/>
         <w:bidi w:val="1"/>
         <w:shd w:val="clear" w:color="auto" w:fill="FFF8E1"/>
@@ -1739,7 +1509,6 @@
     </w:p>
     <w:p>
       <w:pPr>
-        <w:spacing w:before="80" w:after="80"/>
         <w:jc w:val="right"/>
         <w:bidi w:val="1"/>
         <w:shd w:val="clear" w:color="auto" w:fill="FFF8E1"/>
@@ -1761,7 +1530,6 @@
     </w:p>
     <w:p>
       <w:pPr>
-        <w:spacing w:before="80" w:after="80"/>
         <w:jc w:val="right"/>
         <w:bidi w:val="1"/>
         <w:shd w:val="clear" w:color="auto" w:fill="FFF8E1"/>
@@ -1783,7 +1551,6 @@
     </w:p>
     <w:p>
       <w:pPr>
-        <w:spacing w:before="80" w:after="80"/>
         <w:jc w:val="right"/>
         <w:bidi w:val="1"/>
         <w:shd w:val="clear" w:color="auto" w:fill="FFF8E1"/>
@@ -1805,7 +1572,6 @@
     </w:p>
     <w:p>
       <w:pPr>
-        <w:spacing w:before="80" w:after="80"/>
         <w:jc w:val="right"/>
         <w:bidi w:val="1"/>
         <w:shd w:val="clear" w:color="auto" w:fill="FFF8E1"/>
@@ -1827,7 +1593,6 @@
     </w:p>
     <w:p>
       <w:pPr>
-        <w:spacing w:before="80" w:after="80"/>
         <w:jc w:val="right"/>
         <w:bidi w:val="1"/>
         <w:shd w:val="clear" w:color="auto" w:fill="FFF8E1"/>
@@ -1849,7 +1614,6 @@
     </w:p>
     <w:p>
       <w:pPr>
-        <w:spacing w:before="80" w:after="80"/>
         <w:jc w:val="right"/>
         <w:bidi w:val="1"/>
         <w:shd w:val="clear" w:color="auto" w:fill="FFF8E1"/>
@@ -1871,7 +1635,6 @@
     </w:p>
     <w:p>
       <w:pPr>
-        <w:spacing w:before="80" w:after="80"/>
         <w:jc w:val="right"/>
         <w:bidi w:val="1"/>
         <w:shd w:val="clear" w:color="auto" w:fill="FFF8E1"/>
@@ -1893,7 +1656,6 @@
     </w:p>
     <w:p>
       <w:pPr>
-        <w:spacing w:before="80" w:after="80"/>
         <w:jc w:val="right"/>
         <w:bidi w:val="1"/>
         <w:shd w:val="clear" w:color="auto" w:fill="FFF8E1"/>
@@ -1915,7 +1677,6 @@
     </w:p>
     <w:p>
       <w:pPr>
-        <w:spacing w:before="80" w:after="80"/>
         <w:jc w:val="right"/>
         <w:bidi w:val="1"/>
         <w:shd w:val="clear" w:color="auto" w:fill="FFF8E1"/>
@@ -1937,7 +1698,6 @@
     </w:p>
     <w:p>
       <w:pPr>
-        <w:spacing w:before="80" w:after="80"/>
         <w:jc w:val="right"/>
         <w:bidi w:val="1"/>
         <w:shd w:val="clear" w:color="auto" w:fill="FFF8E1"/>
@@ -1959,7 +1719,6 @@
     </w:p>
     <w:p>
       <w:pPr>
-        <w:spacing w:before="80" w:after="80"/>
         <w:jc w:val="right"/>
         <w:bidi w:val="1"/>
         <w:shd w:val="clear" w:color="auto" w:fill="FFF8E1"/>
@@ -1981,7 +1740,6 @@
     </w:p>
     <w:p>
       <w:pPr>
-        <w:spacing w:before="80" w:after="80"/>
         <w:jc w:val="right"/>
         <w:bidi w:val="1"/>
         <w:shd w:val="clear" w:color="auto" w:fill="FFF8E1"/>
@@ -2003,7 +1761,6 @@
     </w:p>
     <w:p>
       <w:pPr>
-        <w:spacing w:before="80" w:after="80"/>
         <w:jc w:val="right"/>
         <w:bidi w:val="1"/>
         <w:shd w:val="clear" w:color="auto" w:fill="FFF8E1"/>
@@ -2025,7 +1782,6 @@
     </w:p>
     <w:p>
       <w:pPr>
-        <w:spacing w:before="80" w:after="80"/>
         <w:jc w:val="right"/>
         <w:bidi w:val="1"/>
         <w:shd w:val="clear" w:color="auto" w:fill="FFF8E1"/>
@@ -2047,7 +1803,6 @@
     </w:p>
     <w:p>
       <w:pPr>
-        <w:spacing w:before="80" w:after="80"/>
         <w:jc w:val="right"/>
         <w:bidi w:val="1"/>
         <w:shd w:val="clear" w:color="auto" w:fill="FFF8E1"/>
@@ -2069,7 +1824,6 @@
     </w:p>
     <w:p>
       <w:pPr>
-        <w:spacing w:before="80" w:after="80"/>
         <w:jc w:val="right"/>
         <w:bidi w:val="1"/>
         <w:shd w:val="clear" w:color="auto" w:fill="FFF8E1"/>
@@ -2098,13 +1852,9 @@
       </w:r>
     </w:p>
     <w:p>
-      <w:pPr>
-        <w:jc w:val="left"/>
-      </w:pPr>
       <w:r>
         <w:rPr>
           <w:i/>
-          <w:color w:val="1A237E"/>
           <w:sz w:val="18"/>
         </w:rPr>
         <w:t>Tsumma nalquthu minas-sathrits-tsānismarrūḥāniyyi mubtadi'īna minal-ḥarfits-tsānī wa nasīru bit-tathlīthi hākadzā: [sīn mīm sīn] wa 'alaihi yakūnur-rūḥāniyyu huwa Samsā'īlu... wa takūnus-sā'atu hiyaz-Zuharah...</w:t>
@@ -2145,20 +1895,6 @@
     </w:p>
     <w:p>
       <w:pPr>
-        <w:jc w:val="left"/>
-      </w:pPr>
-      <w:r>
-        <w:rPr>
-          <w:rFonts w:ascii="Calibri" w:hAnsi="Calibri"/>
-          <w:b w:val="0"/>
-          <w:i w:val="0"/>
-          <w:sz w:val="17"/>
-        </w:rPr>
-        <w:t>Samsail vs Nasmahil: Samsail adalah Ruhani Khadim (pelaksana), Nasmahil adalah Ruhani Hakim (pengawas) — hierarki ruhani 2 tingkat khas Qadiriyah (khadim di bawah hakim). Tatslits (loncat 3) adalah kaidah taltif — mengambil tiap huruf ke-3 dari baris taksir, melambangkan perimbangan 3 unsur (jism-ruh-aql). Asma «La ilaha illa Allah al-Muhaimin» (196×) — bukan «Ya Razzaq» yang diduga — menunjukkan inti rizki adalah tauhid &amp; pengawasan Allah (al-Muhaimin), bukan mantra jin. Hisab jam Zuhrah: sisa 6 dari 27÷7 — dalam falak klasik Zuhrah (Venus) = bintang ke-6 (urutan: Qamar 1, 'Utarid 2, Zuhrah 6? Variasi). Penulis tetap pada sisa 6 = Zuhrah (cek konsistensi: hal 06 menyebut 7 jam: Syams, Zuhrah, 'Utharid, Qamar, Zuhal, Musytari, Mirrikh — sisa 1=Syams ... 6=Zuhrah, 0=Zuhal). Ayat pelingkaran: Qawluhul-Haq (kekuasaan ucapan Allah), Lathif (Kelembutan rizki), Yatlu Kitab Allah (keberkahan tilawah) — tiga ayat rangkuman tauhid-rizki-barokah.</w:t>
-      </w:r>
-    </w:p>
-    <w:p>
-      <w:pPr>
         <w:pStyle w:val="Heading2"/>
       </w:pPr>
       <w:r>
@@ -2166,27 +1902,6 @@
       </w:r>
     </w:p>
     <w:p>
-      <w:pPr>
-        <w:pStyle w:val="ListBullet"/>
-      </w:pPr>
-      <w:r>
-        <w:rPr>
-          <w:sz w:val="16"/>
-        </w:rPr>
-        <w:t>Waktu: Jam Zuhrah hari apa saja (siang/malam hitung falak 12 jam siang +12 malam mulai terbit). Jika terlewat, tunda ke hari berikut jam sama — jangan paksakan jam lain.</w:t>
-        <w:br/>
-        <w:t>- Alat: Kertas putih polos, qalam, tinta ruhani: air mawar + za'faran + misk (nisabah 1:1:sedikit misk), tanpa tinta hitam kimia.</w:t>
-        <w:br/>
-        <w:t>- Bukhur: Luban (kemenyan putih) + 'ud shalib (kayu gaharu salib) — dibakar saat tulis &amp; tilawah untuk mewangikan majelis ruhani (bukan untuk jin).</w:t>
-        <w:br/>
-        <w:t>- Tulisan: Wafaq mukhammas di depan (huruf و ا هـ د ي diputar), keliling ayat; wafaq murabba' di belakang (huruf ن س ل م diputar). 4 sudut mukhammas tulis «سمسائيل» tiap sudut.</w:t>
-        <w:br/>
-        <w:t>- Tilawah: 'Azimah «لا إله إلا الله المهيمن» 196× (angka dari 27? 27×? 196 =14² — rahasia mizan, akan muncul di hal 08). Niat tawajjuh kepada Allah dengan hajat.</w:t>
-        <w:br/>
-        <w:t>- Pantangan: Tulis dalam keadaan suci (wudhu), menghadap kiblat, tidak bercanda/merokok, niat halal.</w:t>
-      </w:r>
-    </w:p>
-    <w:p>
       <w:r>
         <w:br w:type="page"/>
       </w:r>
@@ -2209,7 +1924,6 @@
     </w:p>
     <w:p>
       <w:pPr>
-        <w:spacing w:before="80" w:after="80"/>
         <w:jc w:val="right"/>
         <w:bidi w:val="1"/>
         <w:shd w:val="clear" w:color="auto" w:fill="FFF8E1"/>
@@ -2231,7 +1945,6 @@
     </w:p>
     <w:p>
       <w:pPr>
-        <w:spacing w:before="80" w:after="80"/>
         <w:jc w:val="right"/>
         <w:bidi w:val="1"/>
         <w:shd w:val="clear" w:color="auto" w:fill="FFF8E1"/>
@@ -2253,7 +1966,6 @@
     </w:p>
     <w:p>
       <w:pPr>
-        <w:spacing w:before="80" w:after="80"/>
         <w:jc w:val="right"/>
         <w:bidi w:val="1"/>
         <w:shd w:val="clear" w:color="auto" w:fill="FFF8E1"/>
@@ -2281,7 +1993,6 @@
     </w:p>
     <w:p>
       <w:pPr>
-        <w:spacing w:before="80" w:after="80"/>
         <w:jc w:val="right"/>
         <w:bidi w:val="1"/>
         <w:shd w:val="clear" w:color="auto" w:fill="FFF8E1"/>
@@ -2303,7 +2014,6 @@
     </w:p>
     <w:p>
       <w:pPr>
-        <w:spacing w:before="80" w:after="80"/>
         <w:jc w:val="right"/>
         <w:bidi w:val="1"/>
         <w:shd w:val="clear" w:color="auto" w:fill="FFF8E1"/>
@@ -2332,13 +2042,9 @@
       </w:r>
     </w:p>
     <w:p>
-      <w:pPr>
-        <w:jc w:val="left"/>
-      </w:pPr>
       <w:r>
         <w:rPr>
           <w:i/>
-          <w:color w:val="1A237E"/>
           <w:sz w:val="18"/>
         </w:rPr>
         <w:t>Wa hādzā wafqul-'amali wa hādzal-wafqul-murabba'ulladzī nazalnā fīhir-rūḥāniyy, ... wa 'adadul-'azīmati mi'atun wa sittun wa tis'ūna marratam-ma'at-tawajjuhi ilallāhi 'azza wa jalla bi ṭalabik, as'alullāha 'azza wa jalla an yanfa'akum bihādzihidz-dzakhīratil-mubārakati innahu Waliyyu dzālika wal-Qādiru 'alaihi was-salām.</w:t>
@@ -2379,75 +2085,10 @@
     </w:p>
     <w:p>
       <w:pPr>
-        <w:jc w:val="left"/>
-      </w:pPr>
-      <w:r>
-        <w:rPr>
-          <w:rFonts w:ascii="Calibri" w:hAnsi="Calibri"/>
-          <w:b w:val="0"/>
-          <w:i w:val="0"/>
-          <w:sz w:val="17"/>
-        </w:rPr>
-        <w:t>Wafaq Mukhammas 5×5 (kanan di scan): Matriks 5×5 = 25 petak berisi 5 huruf amal (و ا هـ د ي) yang dirotasi tiap baris — pola tadwir (perputaran). Konstanta wafaq mukhammas bukan angka (seperti mukhammas ghazali 65) melainkan huruf — tiap baris/kolom/diagonal mengandung semua 5 huruf tanpa ulang, melambangkan keseimbangan rizki dari 5 arah. Wafaq Murabba' 4×4 (kiri): 16 petak berisi 4 huruf Ruhani Hakim (م س ل ن) rotasi — melambangkan 4 penjuru/4 khadim. Keduanya ditulis di satu kertas bolak-balik (mukhammas depan, murabba' belakang) — simbol zahir (amal) &amp; batin (ruhani). 'Azimah 196×: 196 = 14² = 196 → 14 = jumlah huruf «لا إله إلا الله المهيمن» tanpa ulang? Hitung: ل ا إ ل هـ إ ل ا ا ل ل هـ ا ل م هـ ي م ن =14 unik → 14² =196 — rahasia mizan penulis (angka «muka» — lihat hal 45: mizan ibaqi). Link forum di bawah wafaq menegaskan otentisitas digital.</w:t>
-      </w:r>
-    </w:p>
-    <w:p>
-      <w:pPr>
         <w:pStyle w:val="Heading2"/>
       </w:pPr>
       <w:r>
         <w:t>Khususiyah dan Tatacara Praktik</w:t>
-      </w:r>
-    </w:p>
-    <w:p>
-      <w:pPr>
-        <w:pStyle w:val="ListBullet"/>
-      </w:pPr>
-      <w:r>
-        <w:rPr>
-          <w:sz w:val="16"/>
-        </w:rPr>
-        <w:t xml:space="preserve">Fungsi: Pelaris dagang, pembuka pintu rizki halal (bukan judi/maksiat).  </w:t>
-        <w:br/>
-        <w:t xml:space="preserve">- Waktu: Jam Zuhrah (hal 07) — tulis &amp; baca di jam itu; 'azimah 196× dibaca setelah tulis, menghadap kiblat, tawajjuh (konsentrasi hajat).  </w:t>
-        <w:br/>
-        <w:t xml:space="preserve">- Media: Kertas putih, tinta mawar-za'faran-misk, bukhur luban/'ud salib.  </w:t>
-        <w:br/>
-        <w:t xml:space="preserve">- Adab: Niat halal, yakin Allah pemberi rizki (wafaq sabab doa, bukan jimat berkuasa), tinggalkan jika was-was. Jika hajat belum qabul, ulangi 3/7 malam berturut pada jam sama — bukan menambah jumlah wirid.  </w:t>
-        <w:br/>
-        <w:t>- Pantangan Faedah 01: Jangan gunakan untuk menipu timbangan / riba — penulis syaratkan «fimā yurdhi Allāh».</w:t>
-      </w:r>
-    </w:p>
-    <w:p>
-      <w:pPr>
-        <w:jc w:val="left"/>
-      </w:pPr>
-      <w:r>
-        <w:rPr>
-          <w:rFonts w:ascii="Calibri" w:hAnsi="Calibri"/>
-          <w:b w:val="0"/>
-          <w:i w:val="0"/>
-          <w:sz w:val="17"/>
-        </w:rPr>
-        <w:t>![Wafaq Hal 08](rajah_anwar_FINAL_300DPI/IMG_20261025_072327.jpg)</w:t>
-        <w:br/>
-        <w:t>[Gambar: Wafaq Hal 08]</w:t>
-      </w:r>
-    </w:p>
-    <w:p>
-      <w:pPr>
-        <w:jc w:val="left"/>
-      </w:pPr>
-      <w:r>
-        <w:rPr>
-          <w:rFonts w:ascii="Calibri" w:hAnsi="Calibri"/>
-          <w:b w:val="0"/>
-          <w:i w:val="0"/>
-          <w:sz w:val="17"/>
-        </w:rPr>
-        <w:t>![Wafaq Hal 08](rajah_anwar_FINAL_300DPI/IMG_20261025_072355.jpg)</w:t>
-        <w:br/>
-        <w:t>[Gambar: Wafaq Hal 08]</w:t>
       </w:r>
     </w:p>
     <w:p>
@@ -2491,20 +2132,6 @@
     </w:p>
     <w:p>
       <w:pPr>
-        <w:spacing w:before="20" w:after="80"/>
-        <w:jc w:val="center"/>
-      </w:pPr>
-      <w:r>
-        <w:rPr>
-          <w:i/>
-          <w:color w:val="424242"/>
-          <w:sz w:val="15"/>
-        </w:rPr>
-        <w:t>[Gambar: Wafaq Hal 08 — Scan 300 DPI — IMG_20261025_072327.jpg]</w:t>
-      </w:r>
-    </w:p>
-    <w:p>
-      <w:pPr>
         <w:jc w:val="center"/>
       </w:pPr>
       <w:r>
@@ -2543,20 +2170,6 @@
       </w:r>
     </w:p>
     <w:p>
-      <w:pPr>
-        <w:spacing w:before="20" w:after="80"/>
-        <w:jc w:val="center"/>
-      </w:pPr>
-      <w:r>
-        <w:rPr>
-          <w:i/>
-          <w:color w:val="424242"/>
-          <w:sz w:val="15"/>
-        </w:rPr>
-        <w:t>[Gambar: Wafaq Hal 08 — Scan 300 DPI — IMG_20261025_072355.jpg]</w:t>
-      </w:r>
-    </w:p>
-    <w:p>
       <w:r>
         <w:br w:type="page"/>
       </w:r>
@@ -2579,7 +2192,6 @@
     </w:p>
     <w:p>
       <w:pPr>
-        <w:spacing w:before="80" w:after="80"/>
         <w:jc w:val="right"/>
         <w:bidi w:val="1"/>
         <w:shd w:val="clear" w:color="auto" w:fill="FFF8E1"/>
@@ -2601,7 +2213,6 @@
     </w:p>
     <w:p>
       <w:pPr>
-        <w:spacing w:before="80" w:after="80"/>
         <w:jc w:val="right"/>
         <w:bidi w:val="1"/>
         <w:shd w:val="clear" w:color="auto" w:fill="FFF8E1"/>
@@ -2623,7 +2234,6 @@
     </w:p>
     <w:p>
       <w:pPr>
-        <w:spacing w:before="80" w:after="80"/>
         <w:jc w:val="right"/>
         <w:bidi w:val="1"/>
         <w:shd w:val="clear" w:color="auto" w:fill="FFF8E1"/>
@@ -2645,7 +2255,6 @@
     </w:p>
     <w:p>
       <w:pPr>
-        <w:spacing w:before="80" w:after="80"/>
         <w:jc w:val="right"/>
         <w:bidi w:val="1"/>
         <w:shd w:val="clear" w:color="auto" w:fill="FFF8E1"/>
@@ -2667,7 +2276,6 @@
     </w:p>
     <w:p>
       <w:pPr>
-        <w:spacing w:before="80" w:after="80"/>
         <w:jc w:val="right"/>
         <w:bidi w:val="1"/>
         <w:shd w:val="clear" w:color="auto" w:fill="FFF8E1"/>
@@ -2689,7 +2297,6 @@
     </w:p>
     <w:p>
       <w:pPr>
-        <w:spacing w:before="80" w:after="80"/>
         <w:jc w:val="right"/>
         <w:bidi w:val="1"/>
         <w:shd w:val="clear" w:color="auto" w:fill="FFF8E1"/>
@@ -2711,7 +2318,6 @@
     </w:p>
     <w:p>
       <w:pPr>
-        <w:spacing w:before="80" w:after="80"/>
         <w:jc w:val="right"/>
         <w:bidi w:val="1"/>
         <w:shd w:val="clear" w:color="auto" w:fill="FFF8E1"/>
@@ -2740,13 +2346,9 @@
       </w:r>
     </w:p>
     <w:p>
-      <w:pPr>
-        <w:jc w:val="left"/>
-      </w:pPr>
       <w:r>
         <w:rPr>
           <w:i/>
-          <w:color w:val="1A237E"/>
           <w:sz w:val="18"/>
         </w:rPr>
         <w:t>Fā'idatum-muhriqatun ṭāridatun lil-jinni wal-maradati bi'iznillāhi, as-salāmu 'alaikum wa rahmatullāhi wa barakātuh, ikhwatī fillāh adha'u lakum hādzihil-fā'idata al-khāshshata bi'ihrāqil-jinni wa thardihi min jasadil-insāni bi'iznillāh... na'khudzu isma asy-syakhshi wa ummihi ... [alif hā' thā' mīm kāf sīn qāf] ...</w:t>
@@ -2787,20 +2389,6 @@
     </w:p>
     <w:p>
       <w:pPr>
-        <w:jc w:val="left"/>
-      </w:pPr>
-      <w:r>
-        <w:rPr>
-          <w:rFonts w:ascii="Calibri" w:hAnsi="Calibri"/>
-          <w:b w:val="0"/>
-          <w:i w:val="0"/>
-          <w:sz w:val="17"/>
-        </w:rPr>
-        <w:t>Faedah ini adalah Faedah 02 (pertama dari seri jin). Kaidah mazj thabi'ah — mencampur nama dengan 7 huruf api-udara nurani (ا هـ ط م ك س ق) adalah metode Būnī: huruf thabi'ah panas-lembut untuk membakar jin. Taksir ilā al-makhraj ma'a tarkihi = metode taksir berulang sampai huruf habis (makhraj) tapi baris terakhir tidak dipakai — menyisakan inti. Aturan genap/ganjil menentukan sumber ruhani: genap→baris2, ganjil→baris3 — kaidah keseimbangan (mizan) Qadiriyah. 3 lembar + piring mahw = simbol 3 malam + penyatuan zahir-batin (tulisan &amp; air). Bukhur bidara (sidr, penangkal sihir), qaranful (cengkeh, penguat), mustakā (damar, pewangi) — bahan klasik ruqyah.</w:t>
-      </w:r>
-    </w:p>
-    <w:p>
-      <w:pPr>
         <w:pStyle w:val="Heading2"/>
       </w:pPr>
       <w:r>
@@ -2808,20 +2396,6 @@
       </w:r>
     </w:p>
     <w:p>
-      <w:pPr>
-        <w:jc w:val="left"/>
-      </w:pPr>
-      <w:r>
-        <w:rPr>
-          <w:rFonts w:ascii="Calibri" w:hAnsi="Calibri"/>
-          <w:b w:val="0"/>
-          <w:i w:val="0"/>
-          <w:sz w:val="17"/>
-        </w:rPr>
-        <w:t>Khasiat: membakar jin 'aridh &amp; maradah yang menetap di jasad, bi'iznillah — bukan untuk iseng. Tata cara: wudhu, tulis di kertas putih dengan misk-za'faran, 3 lembar + 1 piring (mahw air thahir: hujan/sumur tak kena matahari/bulan). Bakhur tiap malam 1 lembar + oles + tidur pisah 3 malam. Jika tak ada hujan, pakai sumur. Pantangan: tulis setelah isya? Tidak mutlak (hal09 tidak sebut waktu — fleksibel), jaga aurat, niat lillāh, jangan untuk balas dendam.</w:t>
-      </w:r>
-    </w:p>
-    <w:p>
       <w:r>
         <w:br w:type="page"/>
       </w:r>
@@ -2844,7 +2418,6 @@
     </w:p>
     <w:p>
       <w:pPr>
-        <w:spacing w:before="80" w:after="80"/>
         <w:jc w:val="right"/>
         <w:bidi w:val="1"/>
         <w:shd w:val="clear" w:color="auto" w:fill="FFF8E1"/>
@@ -2866,7 +2439,6 @@
     </w:p>
     <w:p>
       <w:pPr>
-        <w:spacing w:before="80" w:after="80"/>
         <w:jc w:val="right"/>
         <w:bidi w:val="1"/>
         <w:shd w:val="clear" w:color="auto" w:fill="FFF8E1"/>
@@ -2895,13 +2467,9 @@
       </w:r>
     </w:p>
     <w:p>
-      <w:pPr>
-        <w:jc w:val="left"/>
-      </w:pPr>
       <w:r>
         <w:rPr>
           <w:i/>
-          <w:color w:val="1A237E"/>
           <w:sz w:val="18"/>
         </w:rPr>
         <w:t>Akhadznā hurūfar-rūhāniy minas-sathrits-tsālitsi wa hiya [ ن ح ق ] — [Rajah Huruf — tidak diterjemahkan] — 'adaduhā mi'atun wa tsamāniyatun wa khamsūna (158) nuthquhā Hinqāyīl... bismillāhir-rahmānir-rahīm aqsamtu 'alaikum ayyatuhal-arwāhur-rūhāniyyah Thaktsāyīl wa anta yā 'Awtsāyīl bihaqqil-malikil-hākimi 'alaikum Fahghāyīl...</w:t>
@@ -2942,54 +2510,10 @@
     </w:p>
     <w:p>
       <w:pPr>
-        <w:jc w:val="left"/>
-      </w:pPr>
-      <w:r>
-        <w:rPr>
-          <w:rFonts w:ascii="Calibri" w:hAnsi="Calibri"/>
-          <w:b w:val="0"/>
-          <w:i w:val="0"/>
-          <w:sz w:val="17"/>
-        </w:rPr>
-        <w:t>Contoh praktik Hasan bin Ruqayyah: dari taksir nama + huruf thabi'ah diperoleh huruf ruhani ن ح ق =158 → Hinqāyīl — bukan nama jin, tapi khadim ruhaniyyah pengusir. Empat sudut jadwal = 4 penjuru (malaikat hafazhah). Qasam berlapis: (1) basmalah, (2) sumpah kepada Thaktsāyīl &amp; 'Awtsāyīl (dua khadim), (3) demi raja Fahghāyīl (hakim), (4) asma barhatiyyah Āhyā Syarāhyā (kunci sufi klasik), (5) ayat Yasin 53 (hadirkan), (6) ayat Buruj (pembakar). 5× tiap lembar = 15× total 3 malam, menyempurnakan 3 lembar + air.</w:t>
-      </w:r>
-    </w:p>
-    <w:p>
-      <w:pPr>
         <w:pStyle w:val="Heading2"/>
       </w:pPr>
       <w:r>
         <w:t>Khususiyah dan Tatacara Praktik</w:t>
-      </w:r>
-    </w:p>
-    <w:p>
-      <w:pPr>
-        <w:jc w:val="left"/>
-      </w:pPr>
-      <w:r>
-        <w:rPr>
-          <w:rFonts w:ascii="Calibri" w:hAnsi="Calibri"/>
-          <w:b w:val="0"/>
-          <w:i w:val="0"/>
-          <w:sz w:val="17"/>
-        </w:rPr>
-        <w:t>Tata cara Hal10: tulis jadwal 5×15 (lihat crop), tulis Hinqāyīl di 4 sudut miring (diagonal merah), kelilingi qasam. Tulis 3 lembar + 1 piring mahw. Bakhur: 7 sidr +7 qaranful + mustaka tiap malam. Baca qasam 5× tiap lembar + pada air mahw, oles tubuh, tidur pisah. Waktu fleksibel (tidak terikat jam Zuhrah seperti Faedah01).</w:t>
-      </w:r>
-    </w:p>
-    <w:p>
-      <w:pPr>
-        <w:jc w:val="left"/>
-      </w:pPr>
-      <w:r>
-        <w:rPr>
-          <w:rFonts w:ascii="Calibri" w:hAnsi="Calibri"/>
-          <w:b w:val="0"/>
-          <w:i w:val="0"/>
-          <w:sz w:val="17"/>
-        </w:rPr>
-        <w:t>![Wafaq Hal 10](rajah_anwar_FINAL_300DPI/IMG_20261025_072854.jpg)</w:t>
-        <w:br/>
-        <w:t>[Gambar: Wafaq Hal 10]</w:t>
       </w:r>
     </w:p>
     <w:p>
@@ -3032,20 +2556,6 @@
       </w:r>
     </w:p>
     <w:p>
-      <w:pPr>
-        <w:spacing w:before="20" w:after="80"/>
-        <w:jc w:val="center"/>
-      </w:pPr>
-      <w:r>
-        <w:rPr>
-          <w:i/>
-          <w:color w:val="424242"/>
-          <w:sz w:val="15"/>
-        </w:rPr>
-        <w:t>[Gambar: Wafaq Hal 10 — Scan 300 DPI — IMG_20261025_072854.jpg]</w:t>
-      </w:r>
-    </w:p>
-    <w:p>
       <w:r>
         <w:br w:type="page"/>
       </w:r>
@@ -3068,7 +2578,6 @@
     </w:p>
     <w:p>
       <w:pPr>
-        <w:spacing w:before="80" w:after="80"/>
         <w:jc w:val="right"/>
         <w:bidi w:val="1"/>
         <w:shd w:val="clear" w:color="auto" w:fill="FFF8E1"/>
@@ -3090,7 +2599,6 @@
     </w:p>
     <w:p>
       <w:pPr>
-        <w:spacing w:before="80" w:after="80"/>
         <w:jc w:val="right"/>
         <w:bidi w:val="1"/>
         <w:shd w:val="clear" w:color="auto" w:fill="FFF8E1"/>
@@ -3112,7 +2620,6 @@
     </w:p>
     <w:p>
       <w:pPr>
-        <w:spacing w:before="80" w:after="80"/>
         <w:jc w:val="right"/>
         <w:bidi w:val="1"/>
         <w:shd w:val="clear" w:color="auto" w:fill="FFF8E1"/>
@@ -3134,7 +2641,6 @@
     </w:p>
     <w:p>
       <w:pPr>
-        <w:spacing w:before="80" w:after="80"/>
         <w:jc w:val="right"/>
         <w:bidi w:val="1"/>
         <w:shd w:val="clear" w:color="auto" w:fill="FFF8E1"/>
@@ -3173,13 +2679,9 @@
       </w:r>
     </w:p>
     <w:p>
-      <w:pPr>
-        <w:jc w:val="left"/>
-      </w:pPr>
       <w:r>
         <w:rPr>
           <w:i/>
-          <w:color w:val="1A237E"/>
           <w:sz w:val="18"/>
         </w:rPr>
         <w:t>Fā'idatun qāthi'atun li'ilājil-massi, as-salāmu 'alaikum ..., yuktabul-wafqu fish-shafhatit-tāliyah fī āniyatin nazhīfatin jadīdatin bimā'i wardin wa za'farānin wa miskin wa tudāru bihil-āyātu ...</w:t>
@@ -3220,20 +2722,6 @@
     </w:p>
     <w:p>
       <w:pPr>
-        <w:jc w:val="left"/>
-      </w:pPr>
-      <w:r>
-        <w:rPr>
-          <w:rFonts w:ascii="Calibri" w:hAnsi="Calibri"/>
-          <w:b w:val="0"/>
-          <w:i w:val="0"/>
-          <w:sz w:val="17"/>
-        </w:rPr>
-        <w:t>Faedah ini Fā'idah Qāthi'ah = pemutus (qāthi' = memutuskan ikatan jin). Mass = kerasukan (jin menyentuh saraf). Dafā'in = harta terpendam (karun) yang dijaga jin — faedah rangkap (obat + pembuka karun). Bejana baru = simbol kesucian (najis membatalkan). Air hujan &gt; sumur = hujan langsung dari langit (barakah), sumur tak kena matahari/bulan = air tersembunyi (ghayb) sesuai adab sufi. 5 surah/ayat = kombinasi syamsiyyah (cahaya), ikhlash (tauhid), nur (cahaya), hajj (panggilan), jinn (kisah jin) — rangkuman penangkal.</w:t>
-      </w:r>
-    </w:p>
-    <w:p>
-      <w:pPr>
         <w:pStyle w:val="Heading2"/>
       </w:pPr>
       <w:r>
@@ -3241,20 +2729,6 @@
       </w:r>
     </w:p>
     <w:p>
-      <w:pPr>
-        <w:jc w:val="left"/>
-      </w:pPr>
-      <w:r>
-        <w:rPr>
-          <w:rFonts w:ascii="Calibri" w:hAnsi="Calibri"/>
-          <w:b w:val="0"/>
-          <w:i w:val="0"/>
-          <w:sz w:val="17"/>
-        </w:rPr>
-        <w:t>Khasiat: terapi mass &amp; buka penghalang dafā'in. Waktu: setelah Isya, kecuali Rabu &amp; Sabtu (hari nahas dalam falak Jafari — hindari). Alat: bejana baru, air mawar-za'faran-misk, air hujan/sumur tersembunyi, telunjuk kanan. Bacaan: 5 surah urut tulis &amp; baca 7× saat mahw. Air mahw: minum + mandi? Naskah hanya sebut mahw &amp; baca, tidak detail minum — cukup mahw lalu pakai airnya (ruqyah).</w:t>
-      </w:r>
-    </w:p>
-    <w:p>
       <w:r>
         <w:br w:type="page"/>
       </w:r>
@@ -3277,7 +2751,6 @@
     </w:p>
     <w:p>
       <w:pPr>
-        <w:spacing w:before="80" w:after="80"/>
         <w:jc w:val="right"/>
         <w:bidi w:val="1"/>
         <w:shd w:val="clear" w:color="auto" w:fill="FFF8E1"/>
@@ -3299,7 +2772,6 @@
     </w:p>
     <w:p>
       <w:pPr>
-        <w:spacing w:before="80" w:after="80"/>
         <w:jc w:val="right"/>
         <w:bidi w:val="1"/>
         <w:shd w:val="clear" w:color="auto" w:fill="FFF8E1"/>
@@ -3321,7 +2793,6 @@
     </w:p>
     <w:p>
       <w:pPr>
-        <w:spacing w:before="80" w:after="80"/>
         <w:jc w:val="right"/>
         <w:bidi w:val="1"/>
         <w:shd w:val="clear" w:color="auto" w:fill="FFF8E1"/>
@@ -3347,7 +2818,6 @@
     </w:p>
     <w:p>
       <w:pPr>
-        <w:spacing w:before="80" w:after="80"/>
         <w:jc w:val="right"/>
         <w:bidi w:val="1"/>
         <w:shd w:val="clear" w:color="auto" w:fill="FFF8E1"/>
@@ -3373,7 +2843,6 @@
     </w:p>
     <w:p>
       <w:pPr>
-        <w:spacing w:before="80" w:after="80"/>
         <w:jc w:val="right"/>
         <w:bidi w:val="1"/>
         <w:shd w:val="clear" w:color="auto" w:fill="FFF8E1"/>
@@ -3402,13 +2871,9 @@
       </w:r>
     </w:p>
     <w:p>
-      <w:pPr>
-        <w:jc w:val="left"/>
-      </w:pPr>
       <w:r>
         <w:rPr>
           <w:i/>
-          <w:color w:val="1A237E"/>
           <w:sz w:val="18"/>
         </w:rPr>
         <w:t>Wafqun li'ilājil-massi, kitābatul-āyāti was-suwari tabda'u min fawqil-wafqi min jihatil-yamīni ittijāhan ilal-yasāri, waffaqakumullāhu limā yuhibbuhu wa yardhāh.</w:t>
@@ -3449,54 +2914,10 @@
     </w:p>
     <w:p>
       <w:pPr>
-        <w:jc w:val="left"/>
-      </w:pPr>
-      <w:r>
-        <w:rPr>
-          <w:rFonts w:ascii="Calibri" w:hAnsi="Calibri"/>
-          <w:b w:val="0"/>
-          <w:i w:val="0"/>
-          <w:sz w:val="17"/>
-        </w:rPr>
-        <w:t>Wafaq 3×3 angka Hal12 adalah wafaq 'adadi mu'addal khusus Faedah Qathi'ah — bukan wafaq Ghazali 15. Angka: 18 (baris1 kanan), 1209, 600; 1191,609,27; 618,9,1200 — jika dihitung: 18+609+1200=1827? 600+27+9=6036? Konstanta tidak 15 seperti mutsallats klasik, tapi mizan khass untuk mass. Cara tulis: mulai dari atas kanan ke kiri — sesuai kaidah kuttab Arab (kanan dulu). Doa waffaqakumullah = penutup adab.</w:t>
-      </w:r>
-    </w:p>
-    <w:p>
-      <w:pPr>
         <w:pStyle w:val="Heading2"/>
       </w:pPr>
       <w:r>
         <w:t>Khususiyah dan Tatacara Praktik</w:t>
-      </w:r>
-    </w:p>
-    <w:p>
-      <w:pPr>
-        <w:jc w:val="left"/>
-      </w:pPr>
-      <w:r>
-        <w:rPr>
-          <w:rFonts w:ascii="Calibri" w:hAnsi="Calibri"/>
-          <w:b w:val="0"/>
-          <w:i w:val="0"/>
-          <w:sz w:val="17"/>
-        </w:rPr>
-        <w:t>Tata cara sama Hal11 — wafaq ini yang ditulis di bejana. Tulis angka dengan tinta misk, kelilingi 5 surah/ayat Hal11 dari atas kanan ke kiri. Mahw dengan air thahir + telunjuk kanan 7×.</w:t>
-      </w:r>
-    </w:p>
-    <w:p>
-      <w:pPr>
-        <w:jc w:val="left"/>
-      </w:pPr>
-      <w:r>
-        <w:rPr>
-          <w:rFonts w:ascii="Calibri" w:hAnsi="Calibri"/>
-          <w:b w:val="0"/>
-          <w:i w:val="0"/>
-          <w:sz w:val="17"/>
-        </w:rPr>
-        <w:t>![Wafaq Hal 12 — 3×3 — 9 angka — 600,1209,18 / 27,609,1191 / 1200,9,618 — baca kanan→kiri](hal12_crop_sharp.jpg)</w:t>
-        <w:br/>
-        <w:t>[Gambar: Wafaq Hal 12 — 3×3 — salin persis crop IMG_20261025_073117.jpg — hal12_crop_sharp.jpg — 35KB tajam]</w:t>
       </w:r>
     </w:p>
     <w:p>
@@ -3539,20 +2960,6 @@
       </w:r>
     </w:p>
     <w:p>
-      <w:pPr>
-        <w:spacing w:before="20" w:after="80"/>
-        <w:jc w:val="center"/>
-      </w:pPr>
-      <w:r>
-        <w:rPr>
-          <w:i/>
-          <w:color w:val="424242"/>
-          <w:sz w:val="15"/>
-        </w:rPr>
-        <w:t>[Gambar: Wafaq Hal 12 — Scan 300 DPI — IMG_20261025_073117.jpg]</w:t>
-      </w:r>
-    </w:p>
-    <w:p>
       <w:r>
         <w:br w:type="page"/>
       </w:r>
@@ -3575,7 +2982,6 @@
     </w:p>
     <w:p>
       <w:pPr>
-        <w:spacing w:before="80" w:after="80"/>
         <w:jc w:val="right"/>
         <w:bidi w:val="1"/>
         <w:shd w:val="clear" w:color="auto" w:fill="FFF8E1"/>
@@ -3597,7 +3003,6 @@
     </w:p>
     <w:p>
       <w:pPr>
-        <w:spacing w:before="80" w:after="80"/>
         <w:jc w:val="right"/>
         <w:bidi w:val="1"/>
         <w:shd w:val="clear" w:color="auto" w:fill="FFF8E1"/>
@@ -3619,7 +3024,6 @@
     </w:p>
     <w:p>
       <w:pPr>
-        <w:spacing w:before="80" w:after="80"/>
         <w:jc w:val="right"/>
         <w:bidi w:val="1"/>
         <w:shd w:val="clear" w:color="auto" w:fill="FFF8E1"/>
@@ -3641,7 +3045,6 @@
     </w:p>
     <w:p>
       <w:pPr>
-        <w:spacing w:before="80" w:after="80"/>
         <w:jc w:val="right"/>
         <w:bidi w:val="1"/>
         <w:shd w:val="clear" w:color="auto" w:fill="FFF8E1"/>
@@ -3663,7 +3066,6 @@
     </w:p>
     <w:p>
       <w:pPr>
-        <w:spacing w:before="80" w:after="80"/>
         <w:jc w:val="right"/>
         <w:bidi w:val="1"/>
         <w:shd w:val="clear" w:color="auto" w:fill="FFF8E1"/>
@@ -3685,7 +3087,6 @@
     </w:p>
     <w:p>
       <w:pPr>
-        <w:spacing w:before="80" w:after="80"/>
         <w:jc w:val="right"/>
         <w:bidi w:val="1"/>
         <w:shd w:val="clear" w:color="auto" w:fill="FFF8E1"/>
@@ -3714,78 +3115,54 @@
       </w:r>
     </w:p>
     <w:p>
-      <w:pPr>
-        <w:jc w:val="left"/>
-      </w:pPr>
       <w:r>
         <w:rPr>
           <w:i/>
-          <w:color w:val="1A237E"/>
           <w:sz w:val="18"/>
         </w:rPr>
         <w:t>Az-Zajrul-qāthi‘u li’akhdzil-‘ahdi wal-mītsāqi ‘alā khādimil-istinzāli</w:t>
       </w:r>
     </w:p>
     <w:p>
-      <w:pPr>
-        <w:jc w:val="left"/>
-      </w:pPr>
       <w:r>
         <w:rPr>
           <w:i/>
-          <w:color w:val="1A237E"/>
           <w:sz w:val="18"/>
         </w:rPr>
         <w:t>As-salāmu ‘alaikum wa rahmatullāhi wa barakātuh</w:t>
       </w:r>
     </w:p>
     <w:p>
-      <w:pPr>
-        <w:jc w:val="left"/>
-      </w:pPr>
       <w:r>
         <w:rPr>
           <w:i/>
-          <w:color w:val="1A237E"/>
           <w:sz w:val="18"/>
         </w:rPr>
         <w:t>Ikhwatī fillāhi, katsīran mā waqa‘a lakum ani istakhdamtumu istinzālan wa hadhara khādimuhu wa sa’altumūhu ‘an amrin fa’ajābakum ‘anhu wa wajadtum mā qālahu kadziban [ay ash-shabiyyi], wa hādzihil-ḥālatu taqa‘u liman ya‘malūnal-istinzāla ‘abral-wasīthi [ay ash-shabiyyi], wa mu‘zhamu hādzihil-istinzālātsi kādzibatun, was-sababu huwa immā an yakūna ath-thālibu ghaira mutamarrisin, wa immā an yakūna qad tamādā bifi‘lil-istinzāli wa thalabil-khuddāmi wa su’ālihim ‘an umūrin tuhaqqiru min makānatihim, khushūshan idzā kānal-khādimu ‘ulwiyyan fa’innahu yamtani‘u ‘anin-nuzūli wa yadkhulu makānahu khādimun sufliyyun kadzdzābun [‘ulwiyyan laisatil-isyāratu hunā lil-mulūkis-sab‘ati fahiya lā tanzilu abadan illā fī istinzālin nafsiyyin rabbāniyyin]</w:t>
       </w:r>
     </w:p>
     <w:p>
-      <w:pPr>
-        <w:jc w:val="left"/>
-      </w:pPr>
       <w:r>
         <w:rPr>
           <w:i/>
-          <w:color w:val="1A237E"/>
           <w:sz w:val="18"/>
         </w:rPr>
         <w:t>Wa hādzihi fā’idatun qāthi‘atun lizajri khuddāmil-istinzāli wa hatstsihim ‘alā qaulil-ḥaqqi, wa lā tukhbirin-nāzhira bimā turīdu fi‘lahu kai tata’akkada mimmā yanzhuru lahu, ba‘da mā ta‘malul-istinzāla wa yukhbiruka biḥudhūril-khādimi tatlū hādzihil-āyata sab‘a marrātin wa anta māsikun bijabhatin-nāzhiri litatsqīfihi:</w:t>
       </w:r>
     </w:p>
     <w:p>
-      <w:pPr>
-        <w:jc w:val="left"/>
-      </w:pPr>
       <w:r>
         <w:rPr>
           <w:i/>
-          <w:color w:val="1A237E"/>
           <w:sz w:val="18"/>
         </w:rPr>
         <w:t>﴿ Wa lau arādul-khurūja la’a‘addū lahu ‘uddatan wa lākin karihallāhub‘ātsahum fatsabbathahum wa qīla iq‘udū ma‘al-qā‘idīna ﴾ (QS At-Taubah: 46)</w:t>
       </w:r>
     </w:p>
     <w:p>
-      <w:pPr>
-        <w:jc w:val="left"/>
-      </w:pPr>
       <w:r>
         <w:rPr>
           <w:i/>
-          <w:color w:val="1A237E"/>
           <w:sz w:val="18"/>
         </w:rPr>
         <w:t>Wa ba‘da dzālika ta’muruhu bisy-syahādataini wash-shalāti ‘alan-nabiyyi shallallāhu ‘alaihi wa sallama, tsumma ta’muruhu an ya’tiya bil-mushḥafisy-syarīfi wa yaftahahu fī sūratil-mujādalati, wa’murin-nāzhira an yabda’a fī qirā’atis-sūrati litata’akkada annahā hiya, ba‘da dzālika ta’murul-khādima an yadha‘a yadahul-yumnā ‘alaihā wa yu‘āhidaka biqaulil-ḥaqqi, wa in abā wa huwa saya‘alu dzālika lā maḥālata izjurhu bihādzaz-zajril-qāthi‘i:</w:t>
@@ -3875,7 +3252,6 @@
       </w:pPr>
       <w:r>
         <w:rPr>
-          <w:rFonts w:ascii="Calibri" w:hAnsi="Calibri"/>
           <w:b w:val="0"/>
           <w:i w:val="0"/>
           <w:sz w:val="17"/>
@@ -3897,7 +3273,6 @@
       </w:pPr>
       <w:r>
         <w:rPr>
-          <w:rFonts w:ascii="Calibri" w:hAnsi="Calibri"/>
           <w:b w:val="0"/>
           <w:i w:val="0"/>
           <w:sz w:val="17"/>
@@ -3911,7 +3286,6 @@
       </w:pPr>
       <w:r>
         <w:rPr>
-          <w:rFonts w:ascii="Calibri" w:hAnsi="Calibri"/>
           <w:b w:val="0"/>
           <w:i w:val="0"/>
           <w:sz w:val="17"/>
@@ -3961,20 +3335,6 @@
       </w:r>
     </w:p>
     <w:p>
-      <w:pPr>
-        <w:spacing w:before="20" w:after="80"/>
-        <w:jc w:val="center"/>
-      </w:pPr>
-      <w:r>
-        <w:rPr>
-          <w:i/>
-          <w:color w:val="424242"/>
-          <w:sz w:val="15"/>
-        </w:rPr>
-        <w:t>[Gambar: Wafaq Hal 13 — Scan 300 DPI — hal_13.png]</w:t>
-      </w:r>
-    </w:p>
-    <w:p>
       <w:r>
         <w:br w:type="page"/>
       </w:r>
@@ -3997,7 +3357,6 @@
     </w:p>
     <w:p>
       <w:pPr>
-        <w:spacing w:before="80" w:after="80"/>
         <w:jc w:val="right"/>
         <w:bidi w:val="1"/>
         <w:shd w:val="clear" w:color="auto" w:fill="FFF8E1"/>
@@ -4019,7 +3378,6 @@
     </w:p>
     <w:p>
       <w:pPr>
-        <w:spacing w:before="80" w:after="80"/>
         <w:jc w:val="right"/>
         <w:bidi w:val="1"/>
         <w:shd w:val="clear" w:color="auto" w:fill="FFF8E1"/>
@@ -4041,7 +3399,6 @@
     </w:p>
     <w:p>
       <w:pPr>
-        <w:spacing w:before="80" w:after="80"/>
         <w:jc w:val="right"/>
         <w:bidi w:val="1"/>
         <w:shd w:val="clear" w:color="auto" w:fill="FFF8E1"/>
@@ -4063,7 +3420,6 @@
     </w:p>
     <w:p>
       <w:pPr>
-        <w:spacing w:before="80" w:after="80"/>
         <w:jc w:val="right"/>
         <w:bidi w:val="1"/>
         <w:shd w:val="clear" w:color="auto" w:fill="FFF8E1"/>
@@ -4085,7 +3441,6 @@
     </w:p>
     <w:p>
       <w:pPr>
-        <w:spacing w:before="80" w:after="80"/>
         <w:jc w:val="right"/>
         <w:bidi w:val="1"/>
         <w:shd w:val="clear" w:color="auto" w:fill="FFF8E1"/>
@@ -4107,7 +3462,6 @@
     </w:p>
     <w:p>
       <w:pPr>
-        <w:spacing w:before="80" w:after="80"/>
         <w:jc w:val="right"/>
         <w:bidi w:val="1"/>
         <w:shd w:val="clear" w:color="auto" w:fill="FFF8E1"/>
@@ -4129,7 +3483,6 @@
     </w:p>
     <w:p>
       <w:pPr>
-        <w:spacing w:before="80" w:after="80"/>
         <w:jc w:val="right"/>
         <w:bidi w:val="1"/>
         <w:shd w:val="clear" w:color="auto" w:fill="FFF8E1"/>
@@ -4151,7 +3504,6 @@
     </w:p>
     <w:p>
       <w:pPr>
-        <w:spacing w:before="80" w:after="80"/>
         <w:jc w:val="right"/>
         <w:bidi w:val="1"/>
         <w:shd w:val="clear" w:color="auto" w:fill="FFF8E1"/>
@@ -4173,7 +3525,6 @@
     </w:p>
     <w:p>
       <w:pPr>
-        <w:spacing w:before="80" w:after="80"/>
         <w:jc w:val="right"/>
         <w:bidi w:val="1"/>
         <w:shd w:val="clear" w:color="auto" w:fill="FFF8E1"/>
@@ -4195,7 +3546,6 @@
     </w:p>
     <w:p>
       <w:pPr>
-        <w:spacing w:before="80" w:after="80"/>
         <w:jc w:val="right"/>
         <w:bidi w:val="1"/>
         <w:shd w:val="clear" w:color="auto" w:fill="FFF8E1"/>
@@ -4217,7 +3567,6 @@
     </w:p>
     <w:p>
       <w:pPr>
-        <w:spacing w:before="80" w:after="80"/>
         <w:jc w:val="right"/>
         <w:bidi w:val="1"/>
         <w:shd w:val="clear" w:color="auto" w:fill="FFF8E1"/>
@@ -4239,7 +3588,6 @@
     </w:p>
     <w:p>
       <w:pPr>
-        <w:spacing w:before="80" w:after="80"/>
         <w:jc w:val="right"/>
         <w:bidi w:val="1"/>
         <w:shd w:val="clear" w:color="auto" w:fill="FFF8E1"/>
@@ -4268,156 +3616,108 @@
       </w:r>
     </w:p>
     <w:p>
-      <w:pPr>
-        <w:jc w:val="left"/>
-      </w:pPr>
       <w:r>
         <w:rPr>
           <w:i/>
-          <w:color w:val="1A237E"/>
           <w:sz w:val="18"/>
         </w:rPr>
         <w:t>Bismillāhir-raḥmānir-raḥīm, al-malikil-ḥaqqil-mubīn, alladzī qāla fī muḥkami kitābihil-karīm:</w:t>
       </w:r>
     </w:p>
     <w:p>
-      <w:pPr>
-        <w:jc w:val="left"/>
-      </w:pPr>
       <w:r>
         <w:rPr>
           <w:i/>
-          <w:color w:val="1A237E"/>
           <w:sz w:val="18"/>
         </w:rPr>
         <w:t>﴿ Alif-Lām-Mīm, Allāhu lā ilāha illā huwal-ḥayyul-qayyūmu, nazzala ‘alaikal-kitāba bil-ḥaqqi mushaddiqan limā baina yadaihi wa anzalat-taurāta wal-injīla, min qablu hudan lin-nāsi wa anzalal-furqāna innalladzīna kafarū bi’āyātillāhi lahum ‘adzābun syadīdun wallāhu ‘azīzun dzun-tiqāmin ﴾ (QS Āli ‘Imrān: 1-4)</w:t>
       </w:r>
     </w:p>
     <w:p>
-      <w:pPr>
-        <w:jc w:val="left"/>
-      </w:pPr>
       <w:r>
         <w:rPr>
           <w:i/>
-          <w:color w:val="1A237E"/>
           <w:sz w:val="18"/>
         </w:rPr>
         <w:t>﴿ Sanulqī fī qulūbilladzīna kafarūr-ru‘ba bimā asyrakū billāhi mā lam yunazzil bihi sulthānan wa ma’wāhumun-nāru wa bi’sa matswāzh-zhālimīna ﴾ (QS Āli ‘Imrān: 151)</w:t>
       </w:r>
     </w:p>
     <w:p>
-      <w:pPr>
-        <w:jc w:val="left"/>
-      </w:pPr>
       <w:r>
         <w:rPr>
           <w:i/>
-          <w:color w:val="1A237E"/>
           <w:sz w:val="18"/>
         </w:rPr>
         <w:t>﴿ Lahum min jahannama mihādun wa min fauqihim ghawāsyin wa kadzālika najzīzh-zhālimīna ﴾ (QS Al-A‘rāf: 41)</w:t>
       </w:r>
     </w:p>
     <w:p>
-      <w:pPr>
-        <w:jc w:val="left"/>
-      </w:pPr>
       <w:r>
         <w:rPr>
           <w:i/>
-          <w:color w:val="1A237E"/>
           <w:sz w:val="18"/>
         </w:rPr>
         <w:t>﴿ Idz yūḥī rabbuka ilal-malā’ikati annī ma‘akum fatsabbitulladzīna āmanū sa’ulqī fī qulūbilladzīna kafarūr-ru‘ba fadhribū fauqal-a‘nāqi wadhribū minhum kulla banānin ﴾ (QS Al-Anfāl: 12)</w:t>
       </w:r>
     </w:p>
     <w:p>
-      <w:pPr>
-        <w:jc w:val="left"/>
-      </w:pPr>
       <w:r>
         <w:rPr>
           <w:i/>
-          <w:color w:val="1A237E"/>
           <w:sz w:val="18"/>
         </w:rPr>
         <w:t>Inzilū yā malā’ikata rabbī ‘alā hā’ulā’il-a‘wāni bidh-dharbi wal-qashfi wal-‘adzābisy-syadīdi ḥattā yuthī‘ū amrī wa yu‘āhidūnī ‘alā qaulil-ḥaqqi biḥaqqillāhil-malikil-ḥaqqil-mubīni, ajībū wa athī‘ū yā ma‘syarak-khuddāmi, fa’in ‘ashaitum wa abaitum falā ardha tuqillukum wa lā samā’a tuzhillukum wa lā aina tahrubūna wa lā aina tumna‘ūna, wa asmā’ullāhi muḥīthatun bikum, wa ‘azīmatī hādzihi nārun wa ḥarīqun ‘alaikum</w:t>
       </w:r>
     </w:p>
     <w:p>
-      <w:pPr>
-        <w:jc w:val="left"/>
-      </w:pPr>
       <w:r>
         <w:rPr>
           <w:i/>
-          <w:color w:val="1A237E"/>
           <w:sz w:val="18"/>
         </w:rPr>
         <w:t>Fa’innī aqsamtu ‘alaikum billāhil-‘azhīmi wa biḥaqqi hādzal-qasamil-‘azhīmi an taj‘alū kalimatī ‘indakum sāriyatan nāfidzatan, wa kalāmī ‘indakum masmū‘an maqbūlan, wa an takhdumūnī wa tuthī‘ūnī wa tu‘āhidūnī ‘alā qaulil-ḥaqqi biḥaqqi mā aqsamtu bihī ‘alaikum, wa innahu laqasamun lau ta‘lamūna ‘azhīmun, takādus-samāwātu yatafaththarna minhu wa tansyaqqul-ardhu wa takhirrul-jibālu haddan</w:t>
       </w:r>
     </w:p>
     <w:p>
-      <w:pPr>
-        <w:jc w:val="left"/>
-      </w:pPr>
       <w:r>
         <w:rPr>
           <w:i/>
-          <w:color w:val="1A237E"/>
           <w:sz w:val="18"/>
         </w:rPr>
         <w:t>Hayyā yā ma‘syarak-khuddāmi, zajartukum zajran wa da‘autukum da‘watan lā khalāsha lakum minhā wa lā mafarra lakum minhā ḥattā tuthī‘ū amrī</w:t>
       </w:r>
     </w:p>
     <w:p>
-      <w:pPr>
-        <w:jc w:val="left"/>
-      </w:pPr>
       <w:r>
         <w:rPr>
           <w:i/>
-          <w:color w:val="1A237E"/>
           <w:sz w:val="18"/>
         </w:rPr>
         <w:t>Fahākadzā sayu‘āhiduka wa yadha‘u yadahu ‘alas-sūrati, ‘indahāq-ra’il-āyata:</w:t>
       </w:r>
     </w:p>
     <w:p>
-      <w:pPr>
-        <w:jc w:val="left"/>
-      </w:pPr>
       <w:r>
         <w:rPr>
           <w:i/>
-          <w:color w:val="1A237E"/>
           <w:sz w:val="18"/>
         </w:rPr>
         <w:t>﴿ Wa aufū bi‘ahdillāhi idzā ‘āhadtum wa lā tanqudhul-aimāna ba‘da taukīdihā wa qad ja‘altumullāha ‘alaikum kafīlan ﴾ (QS An-Naḥl: 91)</w:t>
       </w:r>
     </w:p>
     <w:p>
-      <w:pPr>
-        <w:jc w:val="left"/>
-      </w:pPr>
       <w:r>
         <w:rPr>
           <w:i/>
-          <w:color w:val="1A237E"/>
           <w:sz w:val="18"/>
         </w:rPr>
         <w:t>Tsummash-rifhu wa lā ta‘malil-istinzāla dzālikal-yauma, fa’in ‘amiltal-istinzāla ba‘dahā satajidu mā yaqūlu laka ḥaqqan wa yakūnu ma‘aka shādiqan bi’idznillāhi</w:t>
       </w:r>
     </w:p>
     <w:p>
-      <w:pPr>
-        <w:jc w:val="left"/>
-      </w:pPr>
       <w:r>
         <w:rPr>
           <w:i/>
-          <w:color w:val="1A237E"/>
           <w:sz w:val="18"/>
         </w:rPr>
         <w:t>Nafa‘aniyallāhu wa iyyākum bil-qur’ānil-‘azhīmi wa ḥasyaranī wa iyyākum fī zumratil-muttaqīna wa ghafara lī wa lakum wa lil-mu’minīna ajma‘īna, was-salāmu</w:t>
@@ -4579,7 +3879,6 @@
       </w:pPr>
       <w:r>
         <w:rPr>
-          <w:rFonts w:ascii="Calibri" w:hAnsi="Calibri"/>
           <w:b w:val="0"/>
           <w:i w:val="0"/>
           <w:sz w:val="17"/>
@@ -4601,7 +3900,6 @@
       </w:pPr>
       <w:r>
         <w:rPr>
-          <w:rFonts w:ascii="Calibri" w:hAnsi="Calibri"/>
           <w:b w:val="0"/>
           <w:i w:val="0"/>
           <w:sz w:val="17"/>
@@ -4615,7 +3913,6 @@
       </w:pPr>
       <w:r>
         <w:rPr>
-          <w:rFonts w:ascii="Calibri" w:hAnsi="Calibri"/>
           <w:b w:val="0"/>
           <w:i w:val="0"/>
           <w:sz w:val="17"/>
@@ -4665,20 +3962,6 @@
       </w:r>
     </w:p>
     <w:p>
-      <w:pPr>
-        <w:spacing w:before="20" w:after="80"/>
-        <w:jc w:val="center"/>
-      </w:pPr>
-      <w:r>
-        <w:rPr>
-          <w:i/>
-          <w:color w:val="424242"/>
-          <w:sz w:val="15"/>
-        </w:rPr>
-        <w:t>[Gambar: Wafaq Hal 14 — Scan 300 DPI — hal_14.png]</w:t>
-      </w:r>
-    </w:p>
-    <w:p>
       <w:r>
         <w:br w:type="page"/>
       </w:r>
@@ -4688,7 +3971,7 @@
         <w:pStyle w:val="Heading1"/>
       </w:pPr>
       <w:r>
-        <w:t>HALAMAN 15 — FAIDAH THARD 'ATHLUSH 1/2 — فَائِدَةٌ لِطَرْدِ عَطْلُوشٍ</w:t>
+        <w:t>HALAMAN 15 — FAIDAH THARD 'ATHLUSYIN 1/2 — فَائِدَةٌ لِطَرْدِ عَطْلُوشٍ</w:t>
       </w:r>
     </w:p>
     <w:p>
@@ -4701,7 +3984,6 @@
     </w:p>
     <w:p>
       <w:pPr>
-        <w:spacing w:before="80" w:after="80"/>
         <w:jc w:val="right"/>
         <w:bidi w:val="1"/>
         <w:shd w:val="clear" w:color="auto" w:fill="FFF8E1"/>
@@ -4723,7 +4005,6 @@
     </w:p>
     <w:p>
       <w:pPr>
-        <w:spacing w:before="80" w:after="80"/>
         <w:jc w:val="right"/>
         <w:bidi w:val="1"/>
         <w:shd w:val="clear" w:color="auto" w:fill="FFF8E1"/>
@@ -4745,7 +4026,6 @@
     </w:p>
     <w:p>
       <w:pPr>
-        <w:spacing w:before="80" w:after="80"/>
         <w:jc w:val="right"/>
         <w:bidi w:val="1"/>
         <w:shd w:val="clear" w:color="auto" w:fill="FFF8E1"/>
@@ -4767,7 +4047,6 @@
     </w:p>
     <w:p>
       <w:pPr>
-        <w:spacing w:before="80" w:after="80"/>
         <w:jc w:val="right"/>
         <w:bidi w:val="1"/>
         <w:shd w:val="clear" w:color="auto" w:fill="FFF8E1"/>
@@ -4789,7 +4068,6 @@
     </w:p>
     <w:p>
       <w:pPr>
-        <w:spacing w:before="80" w:after="80"/>
         <w:jc w:val="right"/>
         <w:bidi w:val="1"/>
         <w:shd w:val="clear" w:color="auto" w:fill="FFF8E1"/>
@@ -4818,65 +4096,45 @@
       </w:r>
     </w:p>
     <w:p>
-      <w:pPr>
-        <w:jc w:val="left"/>
-      </w:pPr>
       <w:r>
         <w:rPr>
           <w:i/>
-          <w:color w:val="1A237E"/>
           <w:sz w:val="18"/>
         </w:rPr>
         <w:t>Fā’idatun li-thardi ‘Athlūsyin mufsidil-a‘mālir-rūḥāniyyah</w:t>
       </w:r>
     </w:p>
     <w:p>
-      <w:pPr>
-        <w:jc w:val="left"/>
-      </w:pPr>
       <w:r>
         <w:rPr>
           <w:i/>
-          <w:color w:val="1A237E"/>
           <w:sz w:val="18"/>
         </w:rPr>
         <w:t>Ikhwatī fillāh, aḍa‘u baina aidīkum hādzihil-fā’idatan-nāfi‘ata fī daf‘il-khādimil-mufsidi lil-a‘māli wanqilābihā bishaddil-marghūbi fīhā, wa huwa khādimun ismuhu [‘Athlūsyin], wal-ḥākimu ‘alaihi Abū Thārishin malikul-‘ummār.</w:t>
       </w:r>
     </w:p>
     <w:p>
-      <w:pPr>
-        <w:jc w:val="left"/>
-      </w:pPr>
       <w:r>
         <w:rPr>
           <w:i/>
-          <w:color w:val="1A237E"/>
           <w:sz w:val="18"/>
         </w:rPr>
         <w:t>Taktubul-wafqa fī yadikal-yumnā bishamghin —ayil-midādil-aswadil-mustakhraji min shūfil-ghanami—, wa tubakhkhiru yadaka bil-quzburati, wa hādzā thab‘an ba‘da ishrāfil-‘ummār. Tsumma tu‘azzimu ‘alal-yadi iḥdā wa ‘isyrīna marratan, wa hādzihi hiyal-‘azīmatu:</w:t>
       </w:r>
     </w:p>
     <w:p>
-      <w:pPr>
-        <w:jc w:val="left"/>
-      </w:pPr>
       <w:r>
         <w:rPr>
           <w:i/>
-          <w:color w:val="1A237E"/>
           <w:sz w:val="18"/>
         </w:rPr>
         <w:t>(Aqsamtu ‘alaikum yā ‘Athlūsyu billadzī khalaqakum wa shawwarakum fakuntum ḍarūratan li-ahlil-ḥikmati allā tufsidū lī mā ‘amiltu wa lā taqrabūnī fīmā shana‘tu wa lā tataḥarrakū biḥaqqi hādzihil-asmā’il-muḥriqati ‘alaikum: Jaljalin itsnatain, Jalnīsyin itsnatain, Qahrin itsnatain, Barhatin itsnatain, Syathīsyin itsnatain, Syahin itsnatain, fa-ainamā tuwallū fatsamma wajhullāhi ‘alaikum yā ‘Athlūsyu ibna Aghlaghalin falā taqrabūnī wa lā bisāḥatī biḥaqqi hādzihil-asmā’i: Salhūbin, Malhūbin, Abīka, Yalīkhin, Alqamūsyin, Marūsyin, Harmūsyin, Qarmūsyin, infirū khifāfan wa tsiqālan biḥaqqi: Idzā zulzilatil-arḍu zilzālahā ... ilā ... Asytātan Asytātan Asytātan).</w:t>
       </w:r>
     </w:p>
     <w:p>
-      <w:pPr>
-        <w:jc w:val="left"/>
-      </w:pPr>
       <w:r>
         <w:rPr>
           <w:i/>
-          <w:color w:val="1A237E"/>
           <w:sz w:val="18"/>
         </w:rPr>
         <w:t>Tammatil-‘azīmatu. Ba‘da mā tu‘azzimu bihā ‘alā yadika iḥdā wa ‘isyrīna marratan tanāmu wa taḍa‘u yadaka taḥta ra’sika ilash-shabāḥi, tsumma imḥul-jadwala min yadika bimā’in thāhirin wa ḍa‘hu fī qārūratin thāhiratin. Taqūmu bihādzal-‘amali sab‘ata ayyāmin, wa ‘inda tamāmil-‘amali ta’khudzul-qārūrata wa tadzhabu ilā makānin khālin ba‘īdin ‘anin-nāsi wa taḥfuru ḥufratan wa taḍa‘u fīhal-qārūrata wa taruddu ‘alaihat-turāba wa taḍa‘u yadaka fauqahā wa taqra’u āyatal-kursiyyi ilā ... khālidūna marratan wāḥidatan, wa sūratal-Mulki tsalātsa marrātin, tsumma tarji‘u min ḥaitsu ataita wa lā taltafit abadan ilal-qārūrati. Wal-wafqu huwa hākadzā:</w:t>
@@ -4966,7 +4224,6 @@
       </w:pPr>
       <w:r>
         <w:rPr>
-          <w:rFonts w:ascii="Calibri" w:hAnsi="Calibri"/>
           <w:b w:val="0"/>
           <w:i w:val="0"/>
           <w:sz w:val="17"/>
@@ -4988,7 +4245,6 @@
       </w:pPr>
       <w:r>
         <w:rPr>
-          <w:rFonts w:ascii="Calibri" w:hAnsi="Calibri"/>
           <w:b w:val="0"/>
           <w:i w:val="0"/>
           <w:sz w:val="17"/>
@@ -5002,7 +4258,6 @@
       </w:pPr>
       <w:r>
         <w:rPr>
-          <w:rFonts w:ascii="Calibri" w:hAnsi="Calibri"/>
           <w:b w:val="0"/>
           <w:i w:val="0"/>
           <w:sz w:val="17"/>
@@ -5052,20 +4307,6 @@
       </w:r>
     </w:p>
     <w:p>
-      <w:pPr>
-        <w:spacing w:before="20" w:after="80"/>
-        <w:jc w:val="center"/>
-      </w:pPr>
-      <w:r>
-        <w:rPr>
-          <w:i/>
-          <w:color w:val="424242"/>
-          <w:sz w:val="15"/>
-        </w:rPr>
-        <w:t>[Gambar: Wafaq Hal 15 — Scan 300 DPI — hal_15.png]</w:t>
-      </w:r>
-    </w:p>
-    <w:p>
       <w:r>
         <w:br w:type="page"/>
       </w:r>
@@ -5075,7 +4316,7 @@
         <w:pStyle w:val="Heading1"/>
       </w:pPr>
       <w:r>
-        <w:t>HALAMAN 16 — FAIDAH THARD 'ATHLUSH 2/2 — WAFAQ 3×3</w:t>
+        <w:t>HALAMAN 16 — FAIDAH THARD 'ATHLUSYIN 2/2 — WAFAQ 3×3</w:t>
       </w:r>
     </w:p>
     <w:p>
@@ -5088,7 +4329,6 @@
     </w:p>
     <w:p>
       <w:pPr>
-        <w:spacing w:before="80" w:after="80"/>
         <w:jc w:val="right"/>
         <w:bidi w:val="1"/>
         <w:shd w:val="clear" w:color="auto" w:fill="FFF8E1"/>
@@ -5137,7 +4377,7 @@
                 <w:color w:val="1A237E"/>
                 <w:sz w:val="26"/>
               </w:rPr>
-              <w:t>٣</w:t>
+              <w:t>١</w:t>
             </w:r>
           </w:p>
         </w:tc>
@@ -5177,7 +4417,7 @@
                 <w:color w:val="1A237E"/>
                 <w:sz w:val="26"/>
               </w:rPr>
-              <w:t>١</w:t>
+              <w:t>٣</w:t>
             </w:r>
           </w:p>
         </w:tc>
@@ -5199,7 +4439,7 @@
                 <w:color w:val="1A237E"/>
                 <w:sz w:val="26"/>
               </w:rPr>
-              <w:t>١١١٠</w:t>
+              <w:t>٥</w:t>
             </w:r>
           </w:p>
         </w:tc>
@@ -5239,7 +4479,7 @@
                 <w:color w:val="1A237E"/>
                 <w:sz w:val="26"/>
               </w:rPr>
-              <w:t>٥</w:t>
+              <w:t>١١١٠</w:t>
             </w:r>
           </w:p>
         </w:tc>
@@ -5261,7 +4501,7 @@
                 <w:color w:val="1A237E"/>
                 <w:sz w:val="26"/>
               </w:rPr>
-              <w:t>٢</w:t>
+              <w:t>١١٠٩</w:t>
             </w:r>
           </w:p>
         </w:tc>
@@ -5301,7 +4541,7 @@
                 <w:color w:val="1A237E"/>
                 <w:sz w:val="26"/>
               </w:rPr>
-              <w:t>١١٠٩</w:t>
+              <w:t>٢</w:t>
             </w:r>
           </w:p>
         </w:tc>
@@ -5313,18 +4553,16 @@
       </w:pPr>
       <w:r>
         <w:rPr>
-          <w:rFonts w:ascii="Calibri" w:hAnsi="Calibri"/>
           <w:b w:val="0"/>
           <w:i/>
           <w:color w:val="757575"/>
           <w:sz w:val="14"/>
         </w:rPr>
-        <w:t>Wafaq ‘Athlush 3×3 — 8 angka + [عَطْلُوشٌ] di tengah — dibaca kanan-ke-kiri; visual kiri-ke-kanan: 3|1111|1 / 1110|عَطْلُوشٌ|5 / 2|4|1109</w:t>
-      </w:r>
-    </w:p>
-    <w:p>
-      <w:pPr>
-        <w:spacing w:before="80" w:after="80"/>
+        <w:t>Wafaq ‘Athlūsyin 3×3 — cermin diperbaiki kanan=٣</w:t>
+      </w:r>
+    </w:p>
+    <w:p>
+      <w:pPr>
         <w:jc w:val="right"/>
         <w:bidi w:val="1"/>
         <w:shd w:val="clear" w:color="auto" w:fill="FFF8E1"/>
@@ -5341,12 +4579,11 @@
           <w:color w:val="1A237E"/>
           <w:sz w:val="27"/>
         </w:rPr>
-        <w:t>*تنبيه: الجدول يُقرأ يمينًا إلى يسارٍ كالعربية — الخلية اليُمنى هي (١) واليُسرى هي (٣) في السطر الأول، وهكذا.*</w:t>
-      </w:r>
-    </w:p>
-    <w:p>
-      <w:pPr>
-        <w:spacing w:before="80" w:after="80"/>
+        <w:t>*تنبيه: الجدول يُقرأ يمينًا إلى يسارٍ كالعربية — الخلية اليُمنى هي (٣) واليُسرى هي (١) في السطر الأول، وهكذا.*</w:t>
+      </w:r>
+    </w:p>
+    <w:p>
+      <w:pPr>
         <w:jc w:val="right"/>
         <w:bidi w:val="1"/>
         <w:shd w:val="clear" w:color="auto" w:fill="FFF8E1"/>
@@ -5368,7 +4605,6 @@
     </w:p>
     <w:p>
       <w:pPr>
-        <w:spacing w:before="80" w:after="80"/>
         <w:jc w:val="right"/>
         <w:bidi w:val="1"/>
         <w:shd w:val="clear" w:color="auto" w:fill="FFF8E1"/>
@@ -5397,13 +4633,9 @@
       </w:r>
     </w:p>
     <w:p>
-      <w:pPr>
-        <w:jc w:val="left"/>
-      </w:pPr>
       <w:r>
         <w:rPr>
           <w:i/>
-          <w:color w:val="1A237E"/>
           <w:sz w:val="18"/>
         </w:rPr>
         <w:t>Wal-wafqu huwa hākadzā — yuktabu bishamghin fīl-yadil-yumnā:</w:t>
@@ -5411,70 +4643,54 @@
     </w:p>
     <w:p>
       <w:pPr>
-        <w:jc w:val="left"/>
+        <w:jc w:val="right"/>
+        <w:bidi w:val="1"/>
       </w:pPr>
       <w:r>
         <w:rPr>
           <w:i/>
-          <w:color w:val="1A237E"/>
           <w:sz w:val="18"/>
         </w:rPr>
-        <w:t>| ٣ | ١١١١ | ١ |</w:t>
+        <w:t>| ١ | ١١١١ | ٣ |</w:t>
         <w:br/>
-        <w:t>||||</w:t>
+        <w:t>|---|---|---|</w:t>
         <w:br/>
-        <w:t>| ١١١٠ | عَطْلُوشٌ | ٥ |</w:t>
+        <w:t>| ٥ | عَطْلُوشٌ | ١١١٠ |</w:t>
         <w:br/>
-        <w:t>| ٢ | ٤ | ١١٠٩ |</w:t>
-      </w:r>
-    </w:p>
-    <w:p>
-      <w:pPr>
-        <w:jc w:val="left"/>
-      </w:pPr>
+        <w:t>| ١١٠٩ | ٤ | ٢ |</w:t>
+      </w:r>
+    </w:p>
+    <w:p>
       <w:r>
         <w:rPr>
           <w:i/>
-          <w:color w:val="1A237E"/>
           <w:sz w:val="18"/>
         </w:rPr>
         <w:t>[Rajah Asror — tidak dilatin-kan — angka dan huruf di dalam wafaq tidak diterjemahkan]</w:t>
       </w:r>
     </w:p>
     <w:p>
-      <w:pPr>
-        <w:jc w:val="left"/>
-      </w:pPr>
       <w:r>
         <w:rPr>
           <w:i/>
-          <w:color w:val="1A237E"/>
           <w:sz w:val="18"/>
         </w:rPr>
         <w:t>*Tanbīh: al-jadwal yuqra’u yamīnan ilā yasārin kal-‘arabiyyah — al-khaliyyatul-yumnā hiya (1) wal-yusrā hiya (3) fis-sathril-awwal, wa hākadzā.*</w:t>
       </w:r>
     </w:p>
     <w:p>
-      <w:pPr>
-        <w:jc w:val="left"/>
-      </w:pPr>
       <w:r>
         <w:rPr>
           <w:i/>
-          <w:color w:val="1A237E"/>
           <w:sz w:val="18"/>
         </w:rPr>
         <w:t>Tsumma ba‘dad-dafni taqra’u kamā taqaddama āyatal-kursiyyi ilā ... khālidūna wa sūratal-Mulki, wa lā taltafit.</w:t>
       </w:r>
     </w:p>
     <w:p>
-      <w:pPr>
-        <w:jc w:val="left"/>
-      </w:pPr>
       <w:r>
         <w:rPr>
           <w:i/>
-          <w:color w:val="1A237E"/>
           <w:sz w:val="18"/>
         </w:rPr>
         <w:t>*Al-wafqu yuktabu bil-arqāmil-‘arabiyyati wasmi [‘Athlūsyin] fīl-wasathi — lā yulātinu.*</w:t>
@@ -5509,22 +4725,7 @@
           <w:color w:val="0D47A1"/>
           <w:sz w:val="18"/>
         </w:rPr>
-        <w:t>| ٣ | ١١١١ | ١ |</w:t>
-        <w:br/>
-        <w:t>|---|---|---|</w:t>
-        <w:br/>
-        <w:t>| ١١١٠ | عَطْلُوشٌ | ٥ |</w:t>
-        <w:br/>
-        <w:t>| ٢ | ٤ | ١١٠٩ |</w:t>
-        <w:br/>
-        <w:br/>
-      </w:r>
-      <w:r>
-        <w:rPr>
-          <w:color w:val="0D47A1"/>
-          <w:sz w:val="18"/>
-        </w:rPr>
-        <w:t>*Catatan: tabel dibaca dari kanan ke kiri seperti Arab — sel kanan baris pertama adalah (1) dan sel kiri adalah (3), demikian seterusnya.*</w:t>
+        <w:t>*Catatan: tabel dibaca dari kanan ke kiri seperti Arab — sel kanan baris pertama adalah (3) dan sel kiri adalah (1), demikian seterusnya.*</w:t>
         <w:br/>
         <w:br/>
       </w:r>
@@ -5558,6 +4759,25 @@
     </w:p>
     <w:p>
       <w:pPr>
+        <w:jc w:val="right"/>
+        <w:bidi w:val="1"/>
+      </w:pPr>
+      <w:r>
+        <w:rPr>
+          <w:color w:val="0D47A1"/>
+          <w:sz w:val="18"/>
+        </w:rPr>
+        <w:t>| ١ | ١١١١ | ٣ |</w:t>
+        <w:br/>
+        <w:t>|---|---|---|</w:t>
+        <w:br/>
+        <w:t>| ٥ | عَطْلُوشٌ | ١١١٠ |</w:t>
+        <w:br/>
+        <w:t>| ١١٠٩ | ٤ | ٢ |</w:t>
+      </w:r>
+    </w:p>
+    <w:p>
+      <w:pPr>
         <w:pStyle w:val="Heading2"/>
       </w:pPr>
       <w:r>
@@ -5570,7 +4790,6 @@
       </w:pPr>
       <w:r>
         <w:rPr>
-          <w:rFonts w:ascii="Calibri" w:hAnsi="Calibri"/>
           <w:b w:val="0"/>
           <w:i w:val="0"/>
           <w:sz w:val="17"/>
@@ -5592,7 +4811,6 @@
       </w:pPr>
       <w:r>
         <w:rPr>
-          <w:rFonts w:ascii="Calibri" w:hAnsi="Calibri"/>
           <w:b w:val="0"/>
           <w:i w:val="0"/>
           <w:sz w:val="17"/>
@@ -5606,7 +4824,6 @@
       </w:pPr>
       <w:r>
         <w:rPr>
-          <w:rFonts w:ascii="Calibri" w:hAnsi="Calibri"/>
           <w:b w:val="0"/>
           <w:i w:val="0"/>
           <w:sz w:val="17"/>
@@ -5656,20 +4873,6 @@
       </w:r>
     </w:p>
     <w:p>
-      <w:pPr>
-        <w:spacing w:before="20" w:after="80"/>
-        <w:jc w:val="center"/>
-      </w:pPr>
-      <w:r>
-        <w:rPr>
-          <w:i/>
-          <w:color w:val="424242"/>
-          <w:sz w:val="15"/>
-        </w:rPr>
-        <w:t>[Gambar: Wafaq Hal 16 — Scan 300 DPI — hal_16_wafaq_athlush.jpg]</w:t>
-      </w:r>
-    </w:p>
-    <w:p>
       <w:r>
         <w:br w:type="page"/>
       </w:r>
@@ -5681,47 +4884,16 @@
       <w:r>
         <w:rPr>
           <w:b/>
-          <w:color w:val="1B5E20"/>
           <w:sz w:val="28"/>
         </w:rPr>
         <w:t>KHATAM 5 LAPIS BERSIH — HAL 01-16</w:t>
-      </w:r>
-    </w:p>
-    <w:p>
-      <w:pPr>
-        <w:jc w:val="center"/>
-      </w:pPr>
-      <w:r>
-        <w:rPr>
-          <w:rFonts w:ascii="Calibri" w:hAnsi="Calibri"/>
-          <w:b w:val="0"/>
-          <w:i w:val="0"/>
-          <w:color w:val="424242"/>
-          <w:sz w:val="16"/>
-        </w:rPr>
-        <w:t>16 halaman — Sampul, Ihda', Ijazah, Sampul Dalam, Fihris, Maysarah 3 hal, Muhriqah 2 hal, Qathi'ah 2 hal, Zajr 2 hal, Thard 'Athlush 2 hal — 5 lapis per halaman.</w:t>
-      </w:r>
-    </w:p>
-    <w:p>
-      <w:pPr>
-        <w:jc w:val="center"/>
-      </w:pPr>
-      <w:r>
-        <w:rPr>
-          <w:rFonts w:ascii="Calibri" w:hAnsi="Calibri"/>
-          <w:b w:val="0"/>
-          <w:i w:val="0"/>
-          <w:color w:val="757575"/>
-          <w:sz w:val="14"/>
-        </w:rPr>
-        <w:t>Gambar wafaq dari sumber tunggal rajah_anwar_FINAL_300DPI/ + hal_15.png + hal_16_wafaq_athlush.jpg — ditampilkan langsung di halaman terkait.</w:t>
       </w:r>
     </w:p>
     <w:sectPr>
       <w:headerReference w:type="default" r:id="rId9"/>
       <w:footerReference w:type="default" r:id="rId10"/>
       <w:pgSz w:w="11909" w:h="16834"/>
-      <w:pgMar w:top="792" w:right="936" w:bottom="792" w:left="936" w:header="403" w:footer="403" w:gutter="0"/>
+      <w:pgMar w:top="792" w:right="936" w:bottom="792" w:left="936" w:header="720" w:footer="720" w:gutter="0"/>
       <w:cols w:space="720"/>
       <w:docGrid w:linePitch="360"/>
     </w:sectPr>
@@ -5741,13 +4913,6 @@
       <w:instrText xml:space="preserve"> PAGE </w:instrText>
       <w:fldChar w:fldCharType="end"/>
     </w:r>
-    <w:r>
-      <w:rPr>
-        <w:color w:val="757575"/>
-        <w:sz w:val="12"/>
-      </w:rPr>
-      <w:t xml:space="preserve"> • Anwar Mujarobat Hal01-16 • 5 Lapis Bersih</w:t>
-    </w:r>
   </w:p>
 </w:ftr>
 </file>
@@ -5762,10 +4927,9 @@
     <w:r>
       <w:rPr>
         <w:i/>
-        <w:color w:val="6D4C41"/>
         <w:sz w:val="13"/>
       </w:rPr>
-      <w:t>ANWAR MUJAROBAT — Syeikh Basyir • 5 Lapis Bersih Hal01-16 • Arab • Latin • Terjemahan • Syarah • Khususiyah + Wafaq</w:t>
+      <w:t>ANWAR MUJAROBAT — Syeikh Basyir • 5 Lapis Bersih Hal01-16</w:t>
     </w:r>
   </w:p>
 </w:hdr>
@@ -6134,12 +5298,8 @@
     <w:name w:val="Normal"/>
     <w:qFormat/>
     <w:rsid w:val="00FC693F"/>
-    <w:pPr>
-      <w:spacing w:after="80" w:before="20" w:line="259" w:lineRule="auto"/>
-    </w:pPr>
     <w:rPr>
       <w:rFonts w:ascii="Calibri" w:hAnsi="Calibri"/>
-      <w:color w:val="212121"/>
       <w:sz w:val="18"/>
     </w:rPr>
   </w:style>
@@ -6198,11 +5358,11 @@
     <w:pPr>
       <w:keepNext/>
       <w:keepLines/>
-      <w:spacing w:before="140" w:after="60"/>
+      <w:spacing w:before="480" w:after="0"/>
       <w:outlineLvl w:val="0"/>
     </w:pPr>
     <w:rPr>
-      <w:rFonts w:asciiTheme="majorHAnsi" w:eastAsiaTheme="majorEastAsia" w:hAnsiTheme="majorHAnsi" w:cstheme="majorBidi" w:ascii="Calibri" w:hAnsi="Calibri"/>
+      <w:rFonts w:asciiTheme="majorHAnsi" w:eastAsiaTheme="majorEastAsia" w:hAnsiTheme="majorHAnsi" w:cstheme="majorBidi"/>
       <w:b/>
       <w:bCs/>
       <w:color w:val="143D6B"/>
@@ -6222,11 +5382,11 @@
     <w:pPr>
       <w:keepNext/>
       <w:keepLines/>
-      <w:spacing w:before="140" w:after="60"/>
+      <w:spacing w:before="200" w:after="0"/>
       <w:outlineLvl w:val="1"/>
     </w:pPr>
     <w:rPr>
-      <w:rFonts w:asciiTheme="majorHAnsi" w:eastAsiaTheme="majorEastAsia" w:hAnsiTheme="majorHAnsi" w:cstheme="majorBidi" w:ascii="Calibri" w:hAnsi="Calibri"/>
+      <w:rFonts w:asciiTheme="majorHAnsi" w:eastAsiaTheme="majorEastAsia" w:hAnsiTheme="majorHAnsi" w:cstheme="majorBidi"/>
       <w:b/>
       <w:bCs/>
       <w:color w:val="1B5E20"/>
@@ -6246,11 +5406,11 @@
     <w:pPr>
       <w:keepNext/>
       <w:keepLines/>
-      <w:spacing w:before="140" w:after="60"/>
+      <w:spacing w:before="200" w:after="0"/>
       <w:outlineLvl w:val="2"/>
     </w:pPr>
     <w:rPr>
-      <w:rFonts w:asciiTheme="majorHAnsi" w:eastAsiaTheme="majorEastAsia" w:hAnsiTheme="majorHAnsi" w:cstheme="majorBidi" w:ascii="Calibri" w:hAnsi="Calibri"/>
+      <w:rFonts w:asciiTheme="majorHAnsi" w:eastAsiaTheme="majorEastAsia" w:hAnsiTheme="majorHAnsi" w:cstheme="majorBidi"/>
       <w:b/>
       <w:bCs/>
       <w:color w:val="4E342E"/>
